--- a/guides/百花大教堂導覽手冊.docx
+++ b/guides/百花大教堂導覽手冊.docx
@@ -1542,7 +1542,42 @@
         <w:rPr>
           <w:rFonts w:ascii="Microsoft JhengHei" w:hAnsi="Microsoft JhengHei" w:eastAsia="Microsoft JhengHei"/>
         </w:rPr>
-        <w:t>：自選定穹頂預約時段起 72 小時內，每個景點限入場 1 次</w:t>
+        <w:t>：</w:t>
+      </w:r>
+      <w:r>
+        <w:rPr>
+          <w:rFonts w:ascii="Microsoft JhengHei" w:hAnsi="Microsoft JhengHei" w:eastAsia="Microsoft JhengHei"/>
+          <w:b/>
+        </w:rPr>
+        <w:t>自穹頂預約日期起算 3 個日曆日</w:t>
+      </w:r>
+      <w:r>
+        <w:rPr>
+          <w:rFonts w:ascii="Microsoft JhengHei" w:hAnsi="Microsoft JhengHei" w:eastAsia="Microsoft JhengHei"/>
+        </w:rPr>
+        <w:t>（例 6/19 預約 → 6/19、6/20、6/21 均可使用），每個景點限入場 1 次</w:t>
+      </w:r>
+    </w:p>
+    <w:p>
+      <w:pPr/>
+      <w:r>
+        <w:rPr>
+          <w:rFonts w:ascii="Microsoft JhengHei" w:hAnsi="Microsoft JhengHei" w:eastAsia="Microsoft JhengHei"/>
+        </w:rPr>
+        <w:t xml:space="preserve">⚠ </w:t>
+      </w:r>
+      <w:r>
+        <w:rPr>
+          <w:rFonts w:ascii="Microsoft JhengHei" w:hAnsi="Microsoft JhengHei" w:eastAsia="Microsoft JhengHei"/>
+          <w:b/>
+        </w:rPr>
+        <w:t>購票時須填寫每位使用者姓名、姓氏、國籍</w:t>
+      </w:r>
+      <w:r>
+        <w:rPr>
+          <w:rFonts w:ascii="Microsoft JhengHei" w:hAnsi="Microsoft JhengHei" w:eastAsia="Microsoft JhengHei"/>
+        </w:rPr>
+        <w:t>；登穹頂入口會核對票上姓名並要求出示身分證件（護照原件或數位副本）</w:t>
       </w:r>
     </w:p>
     <w:p>
@@ -2085,7 +2120,82 @@
                 <w:rFonts w:ascii="Microsoft JhengHei" w:hAnsi="Microsoft JhengHei" w:eastAsia="Microsoft JhengHei"/>
                 <w:sz w:val="19"/>
               </w:rPr>
-              <w:t>有幽閉恐懼症、嚴重懼高症、心臟疾病、膝蓋問題者</w:t>
+            </w:r>
+            <w:r>
+              <w:rPr>
+                <w:rFonts w:ascii="Microsoft JhengHei" w:hAnsi="Microsoft JhengHei" w:eastAsia="Microsoft JhengHei"/>
+                <w:b/>
+                <w:sz w:val="19"/>
+              </w:rPr>
+              <w:t>孕婦</w:t>
+            </w:r>
+            <w:r>
+              <w:rPr>
+                <w:rFonts w:ascii="Microsoft JhengHei" w:hAnsi="Microsoft JhengHei" w:eastAsia="Microsoft JhengHei"/>
+                <w:sz w:val="19"/>
+              </w:rPr>
+              <w:t>、有幽閉恐懼症、嚴重懼高症、心臟疾病、呼吸疾病、膝蓋問題者</w:t>
+            </w:r>
+          </w:p>
+        </w:tc>
+      </w:tr>
+      <w:tr>
+        <w:tc>
+          <w:tcPr>
+            <w:tcW w:type="dxa" w:w="4536"/>
+            <w:shd w:fill="EBF5FB"/>
+          </w:tcPr>
+          <w:p>
+            <w:r/>
+            <w:r>
+              <w:rPr>
+                <w:rFonts w:ascii="Microsoft JhengHei" w:hAnsi="Microsoft JhengHei" w:eastAsia="Microsoft JhengHei"/>
+                <w:sz w:val="19"/>
+              </w:rPr>
+            </w:r>
+            <w:r>
+              <w:rPr>
+                <w:rFonts w:ascii="Microsoft JhengHei" w:hAnsi="Microsoft JhengHei" w:eastAsia="Microsoft JhengHei"/>
+                <w:b/>
+                <w:sz w:val="19"/>
+              </w:rPr>
+              <w:t>必備</w:t>
+            </w:r>
+            <w:r>
+              <w:rPr>
+                <w:rFonts w:ascii="Microsoft JhengHei" w:hAnsi="Microsoft JhengHei" w:eastAsia="Microsoft JhengHei"/>
+                <w:sz w:val="19"/>
+              </w:rPr>
+            </w:r>
+          </w:p>
+        </w:tc>
+        <w:tc>
+          <w:tcPr>
+            <w:tcW w:type="dxa" w:w="4536"/>
+            <w:shd w:fill="EBF5FB"/>
+          </w:tcPr>
+          <w:p>
+            <w:r/>
+            <w:r>
+              <w:rPr>
+                <w:rFonts w:ascii="Microsoft JhengHei" w:hAnsi="Microsoft JhengHei" w:eastAsia="Microsoft JhengHei"/>
+                <w:sz w:val="19"/>
+              </w:rPr>
+            </w:r>
+            <w:r>
+              <w:rPr>
+                <w:rFonts w:ascii="Microsoft JhengHei" w:hAnsi="Microsoft JhengHei" w:eastAsia="Microsoft JhengHei"/>
+                <w:b/>
+                <w:sz w:val="19"/>
+              </w:rPr>
+              <w:t>身分證件</w:t>
+            </w:r>
+            <w:r>
+              <w:rPr>
+                <w:rFonts w:ascii="Microsoft JhengHei" w:hAnsi="Microsoft JhengHei" w:eastAsia="Microsoft JhengHei"/>
+                <w:sz w:val="19"/>
+              </w:rPr>
+              <w:t>（護照原件或數位副本，2025/3/1 起入口會查驗，票上姓名須一致）</w:t>
             </w:r>
           </w:p>
         </w:tc>
@@ -2441,7 +2551,22 @@
           <w:rFonts w:ascii="Microsoft JhengHei" w:hAnsi="Microsoft JhengHei" w:eastAsia="Microsoft JhengHei"/>
           <w:sz w:val="21"/>
         </w:rPr>
-        <w:t>：遲到超過預約時段 30 分鐘就不能進去了</w:t>
+        <w:t>：</w:t>
+      </w:r>
+      <w:r>
+        <w:rPr>
+          <w:rFonts w:ascii="Microsoft JhengHei" w:hAnsi="Microsoft JhengHei" w:eastAsia="Microsoft JhengHei"/>
+          <w:b/>
+          <w:sz w:val="21"/>
+        </w:rPr>
+        <w:t>官方僅給 5 分鐘遲到寬限</w:t>
+      </w:r>
+      <w:r>
+        <w:rPr>
+          <w:rFonts w:ascii="Microsoft JhengHei" w:hAnsi="Microsoft JhengHei" w:eastAsia="Microsoft JhengHei"/>
+          <w:sz w:val="21"/>
+        </w:rPr>
+        <w:t>，09:00 預約最晚 09:05 入場（不是 30 分鐘）</w:t>
       </w:r>
     </w:p>
     <w:p>
@@ -3420,18 +3545,21 @@
           <w:rFonts w:ascii="Microsoft JhengHei" w:hAnsi="Microsoft JhengHei" w:eastAsia="Microsoft JhengHei"/>
           <w:sz w:val="21"/>
         </w:rPr>
-      </w:r>
-    </w:p>
-    <w:p>
-      <w:pPr>
-        <w:ind w:left="454" w:hanging="227"/>
-      </w:pPr>
+        <w:t xml:space="preserve"> ⚠ </w:t>
+      </w:r>
+      <w:r>
+        <w:rPr>
+          <w:rFonts w:ascii="Microsoft JhengHei" w:hAnsi="Microsoft JhengHei" w:eastAsia="Microsoft JhengHei"/>
+          <w:b/>
+          <w:sz w:val="21"/>
+        </w:rPr>
+        <w:t>目前修復中，馬賽克可能不可見</w:t>
+      </w:r>
       <w:r>
         <w:rPr>
           <w:rFonts w:ascii="Microsoft JhengHei" w:hAnsi="Microsoft JhengHei" w:eastAsia="Microsoft JhengHei"/>
           <w:sz w:val="21"/>
         </w:rPr>
-        <w:t>• 抬頭看八角形穹頂內的金底馬賽克</w:t>
       </w:r>
     </w:p>
     <w:p>
@@ -3443,7 +3571,7 @@
           <w:rFonts w:ascii="Microsoft JhengHei" w:hAnsi="Microsoft JhengHei" w:eastAsia="Microsoft JhengHei"/>
           <w:sz w:val="21"/>
         </w:rPr>
-        <w:t>• 13 世紀作品，描繪《最後的審判》場景</w:t>
+        <w:t>• 八角形穹頂內的金底馬賽克 13 世紀作品，描繪《最後的審判》場景</w:t>
       </w:r>
     </w:p>
     <w:p>
@@ -3455,7 +3583,34 @@
           <w:rFonts w:ascii="Microsoft JhengHei" w:hAnsi="Microsoft JhengHei" w:eastAsia="Microsoft JhengHei"/>
           <w:sz w:val="21"/>
         </w:rPr>
-        <w:t>• 中央巨大的基督像高達 8 公尺，令人屏息</w:t>
+        <w:t>• 中央巨大的基督像高達 8 公尺</w:t>
+      </w:r>
+    </w:p>
+    <w:p>
+      <w:pPr>
+        <w:ind w:left="454" w:hanging="227"/>
+      </w:pPr>
+      <w:r>
+        <w:rPr>
+          <w:rFonts w:ascii="Microsoft JhengHei" w:hAnsi="Microsoft JhengHei" w:eastAsia="Microsoft JhengHei"/>
+          <w:sz w:val="21"/>
+        </w:rPr>
+        <w:t>• ⚠ 自 2024 年起進行大規模修復工程，</w:t>
+      </w:r>
+      <w:r>
+        <w:rPr>
+          <w:rFonts w:ascii="Microsoft JhengHei" w:hAnsi="Microsoft JhengHei" w:eastAsia="Microsoft JhengHei"/>
+          <w:b/>
+          <w:sz w:val="21"/>
+        </w:rPr>
+        <w:t>穹頂馬賽克目前覆蓋鷹架可能不可見</w:t>
+      </w:r>
+      <w:r>
+        <w:rPr>
+          <w:rFonts w:ascii="Microsoft JhengHei" w:hAnsi="Microsoft JhengHei" w:eastAsia="Microsoft JhengHei"/>
+          <w:sz w:val="21"/>
+        </w:rPr>
+        <w:t>，出發前 1 週請至 duomo.firenze.it 查最新公告</w:t>
       </w:r>
     </w:p>
     <w:p>
@@ -4308,7 +4463,22 @@
           <w:rFonts w:ascii="Microsoft JhengHei" w:hAnsi="Microsoft JhengHei" w:eastAsia="Microsoft JhengHei"/>
           <w:sz w:val="21"/>
         </w:rPr>
-        <w:t>• 位置：主教座堂正對面，Piazza San Giovanni, 7（與售票處同一棟）</w:t>
+        <w:t>• 位置：</w:t>
+      </w:r>
+      <w:r>
+        <w:rPr>
+          <w:rFonts w:ascii="Microsoft JhengHei" w:hAnsi="Microsoft JhengHei" w:eastAsia="Microsoft JhengHei"/>
+          <w:b/>
+          <w:sz w:val="21"/>
+        </w:rPr>
+        <w:t>Piazza Duomo 38/r</w:t>
+      </w:r>
+      <w:r>
+        <w:rPr>
+          <w:rFonts w:ascii="Microsoft JhengHei" w:hAnsi="Microsoft JhengHei" w:eastAsia="Microsoft JhengHei"/>
+          <w:sz w:val="21"/>
+        </w:rPr>
+        <w:t>（靠近主教座堂博物館入口旁，非 Piazza San Giovanni 7）</w:t>
       </w:r>
     </w:p>
     <w:p>
@@ -5160,7 +5330,7 @@
           <w:rFonts w:ascii="Microsoft JhengHei" w:hAnsi="Microsoft JhengHei" w:eastAsia="Microsoft JhengHei"/>
           <w:i/>
         </w:rPr>
-        <w:t>最後更新：2026/3/21</w:t>
+        <w:t>最後更新：2026/05/13（三方審查修訂版）</w:t>
       </w:r>
       <w:r>
         <w:rPr>

--- a/guides/百花大教堂導覽手冊.docx
+++ b/guides/百花大教堂導覽手冊.docx
@@ -49,7 +49,7 @@
           <w:color w:val="5D6D7E"/>
           <w:sz w:val="21"/>
         </w:rPr>
-        <w:t>：2026/6/19（五）上午 08:30–11:30</w:t>
+        <w:t>：2026/6/19（五）整日</w:t>
       </w:r>
     </w:p>
     <w:p>
@@ -107,7 +107,7 @@
           <w:color w:val="5D6D7E"/>
           <w:sz w:val="21"/>
         </w:rPr>
-        <w:t>預計時間</w:t>
+        <w:t>登頂時段</w:t>
       </w:r>
       <w:r>
         <w:rPr>
@@ -115,7 +115,24 @@
           <w:color w:val="5D6D7E"/>
           <w:sz w:val="21"/>
         </w:rPr>
-        <w:t>：約 3 小時（穹頂 + 博物館 + 教堂）</w:t>
+        <w:t>：</w:t>
+      </w:r>
+      <w:r>
+        <w:rPr>
+          <w:rFonts w:ascii="Microsoft JhengHei" w:hAnsi="Microsoft JhengHei" w:eastAsia="Microsoft JhengHei"/>
+          <w:b/>
+          <w:color w:val="5D6D7E"/>
+          <w:sz w:val="21"/>
+        </w:rPr>
+        <w:t>17:15 sharp</w:t>
+      </w:r>
+      <w:r>
+        <w:rPr>
+          <w:rFonts w:ascii="Microsoft JhengHei" w:hAnsi="Microsoft JhengHei" w:eastAsia="Microsoft JhengHei"/>
+          <w:color w:val="5D6D7E"/>
+          <w:sz w:val="21"/>
+        </w:rPr>
+        <w:t>（傍晚黃金時段）</w:t>
       </w:r>
     </w:p>
     <w:p>
@@ -148,7 +165,7 @@
           <w:color w:val="5D6D7E"/>
           <w:sz w:val="21"/>
         </w:rPr>
-        <w:t>：Brunelleschi Pass</w:t>
+        <w:t>：✅ 已訂 Brunelleschi Pass × 5（3 日有效，6/19~6/21）</w:t>
       </w:r>
     </w:p>
     <w:p>
@@ -216,7 +233,7 @@
           <w:rFonts w:ascii="Microsoft JhengHei" w:hAnsi="Microsoft JhengHei" w:eastAsia="Microsoft JhengHei"/>
           <w:sz w:val="21"/>
         </w:rPr>
-        <w:t>• 從住宿 UNYCA（地址請查群組）步行約 10–12 分鐘</w:t>
+        <w:t>• 從佛羅倫斯住宿步行約 14–16 分鐘（Google Maps 實測）</w:t>
       </w:r>
     </w:p>
     <w:p>
@@ -256,14 +273,15 @@
         <w:tblLook w:firstColumn="1" w:firstRow="1" w:lastColumn="0" w:lastRow="0" w:noHBand="0" w:noVBand="1" w:val="04A0"/>
       </w:tblPr>
       <w:tblGrid>
-        <w:gridCol w:w="3024"/>
-        <w:gridCol w:w="3024"/>
-        <w:gridCol w:w="3024"/>
+        <w:gridCol w:w="2268"/>
+        <w:gridCol w:w="2268"/>
+        <w:gridCol w:w="2268"/>
+        <w:gridCol w:w="2268"/>
       </w:tblGrid>
       <w:tr>
         <w:tc>
           <w:tcPr>
-            <w:tcW w:type="dxa" w:w="3024"/>
+            <w:tcW w:type="dxa" w:w="2268"/>
             <w:shd w:fill="1B4F72"/>
           </w:tcPr>
           <w:p>
@@ -284,7 +302,7 @@
         </w:tc>
         <w:tc>
           <w:tcPr>
-            <w:tcW w:type="dxa" w:w="3024"/>
+            <w:tcW w:type="dxa" w:w="2268"/>
             <w:shd w:fill="1B4F72"/>
           </w:tcPr>
           <w:p>
@@ -305,7 +323,7 @@
         </w:tc>
         <w:tc>
           <w:tcPr>
-            <w:tcW w:type="dxa" w:w="3024"/>
+            <w:tcW w:type="dxa" w:w="2268"/>
             <w:shd w:fill="1B4F72"/>
           </w:tcPr>
           <w:p>
@@ -324,11 +342,32 @@
             </w:r>
           </w:p>
         </w:tc>
+        <w:tc>
+          <w:tcPr>
+            <w:tcW w:type="dxa" w:w="2268"/>
+            <w:shd w:fill="1B4F72"/>
+          </w:tcPr>
+          <w:p>
+            <w:pPr>
+              <w:jc w:val="center"/>
+            </w:pPr>
+            <w:r/>
+            <w:r>
+              <w:rPr>
+                <w:rFonts w:ascii="Microsoft JhengHei" w:hAnsi="Microsoft JhengHei" w:eastAsia="Microsoft JhengHei"/>
+                <w:b/>
+                <w:color w:val="FFFFFF"/>
+                <w:sz w:val="20"/>
+              </w:rPr>
+              <w:t>本團安排</w:t>
+            </w:r>
+          </w:p>
+        </w:tc>
       </w:tr>
       <w:tr>
         <w:tc>
           <w:tcPr>
-            <w:tcW w:type="dxa" w:w="3024"/>
+            <w:tcW w:type="dxa" w:w="2268"/>
           </w:tcPr>
           <w:p>
             <w:r/>
@@ -343,7 +382,7 @@
         </w:tc>
         <w:tc>
           <w:tcPr>
-            <w:tcW w:type="dxa" w:w="3024"/>
+            <w:tcW w:type="dxa" w:w="2268"/>
           </w:tcPr>
           <w:p>
             <w:r/>
@@ -371,7 +410,7 @@
         </w:tc>
         <w:tc>
           <w:tcPr>
-            <w:tcW w:type="dxa" w:w="3024"/>
+            <w:tcW w:type="dxa" w:w="2268"/>
           </w:tcPr>
           <w:p>
             <w:r/>
@@ -384,11 +423,41 @@
             </w:r>
           </w:p>
         </w:tc>
+        <w:tc>
+          <w:tcPr>
+            <w:tcW w:type="dxa" w:w="2268"/>
+          </w:tcPr>
+          <w:p>
+            <w:r/>
+            <w:r>
+              <w:rPr>
+                <w:rFonts w:ascii="Microsoft JhengHei" w:hAnsi="Microsoft JhengHei" w:eastAsia="Microsoft JhengHei"/>
+                <w:sz w:val="19"/>
+              </w:rPr>
+              <w:t xml:space="preserve">✅ 6/19 </w:t>
+            </w:r>
+            <w:r>
+              <w:rPr>
+                <w:rFonts w:ascii="Microsoft JhengHei" w:hAnsi="Microsoft JhengHei" w:eastAsia="Microsoft JhengHei"/>
+                <w:b/>
+                <w:sz w:val="19"/>
+              </w:rPr>
+              <w:t>17:15</w:t>
+            </w:r>
+            <w:r>
+              <w:rPr>
+                <w:rFonts w:ascii="Microsoft JhengHei" w:hAnsi="Microsoft JhengHei" w:eastAsia="Microsoft JhengHei"/>
+                <w:sz w:val="19"/>
+              </w:rPr>
+              <w:t xml:space="preserve"> 登頂</w:t>
+            </w:r>
+          </w:p>
+        </w:tc>
       </w:tr>
       <w:tr>
         <w:tc>
           <w:tcPr>
-            <w:tcW w:type="dxa" w:w="3024"/>
+            <w:tcW w:type="dxa" w:w="2268"/>
             <w:shd w:fill="EBF5FB"/>
           </w:tcPr>
           <w:p>
@@ -404,7 +473,7 @@
         </w:tc>
         <w:tc>
           <w:tcPr>
-            <w:tcW w:type="dxa" w:w="3024"/>
+            <w:tcW w:type="dxa" w:w="2268"/>
             <w:shd w:fill="EBF5FB"/>
           </w:tcPr>
           <w:p>
@@ -433,7 +502,7 @@
         </w:tc>
         <w:tc>
           <w:tcPr>
-            <w:tcW w:type="dxa" w:w="3024"/>
+            <w:tcW w:type="dxa" w:w="2268"/>
             <w:shd w:fill="EBF5FB"/>
           </w:tcPr>
           <w:p>
@@ -447,11 +516,27 @@
             </w:r>
           </w:p>
         </w:tc>
+        <w:tc>
+          <w:tcPr>
+            <w:tcW w:type="dxa" w:w="2268"/>
+            <w:shd w:fill="EBF5FB"/>
+          </w:tcPr>
+          <w:p>
+            <w:r/>
+            <w:r>
+              <w:rPr>
+                <w:rFonts w:ascii="Microsoft JhengHei" w:hAnsi="Microsoft JhengHei" w:eastAsia="Microsoft JhengHei"/>
+                <w:sz w:val="19"/>
+              </w:rPr>
+              <w:t>✅ 6/19 上午</w:t>
+            </w:r>
+          </w:p>
+        </w:tc>
       </w:tr>
       <w:tr>
         <w:tc>
           <w:tcPr>
-            <w:tcW w:type="dxa" w:w="3024"/>
+            <w:tcW w:type="dxa" w:w="2268"/>
           </w:tcPr>
           <w:p>
             <w:r/>
@@ -466,7 +551,7 @@
         </w:tc>
         <w:tc>
           <w:tcPr>
-            <w:tcW w:type="dxa" w:w="3024"/>
+            <w:tcW w:type="dxa" w:w="2268"/>
           </w:tcPr>
           <w:p>
             <w:r/>
@@ -494,7 +579,7 @@
         </w:tc>
         <w:tc>
           <w:tcPr>
-            <w:tcW w:type="dxa" w:w="3024"/>
+            <w:tcW w:type="dxa" w:w="2268"/>
           </w:tcPr>
           <w:p>
             <w:r/>
@@ -507,11 +592,26 @@
             </w:r>
           </w:p>
         </w:tc>
+        <w:tc>
+          <w:tcPr>
+            <w:tcW w:type="dxa" w:w="2268"/>
+          </w:tcPr>
+          <w:p>
+            <w:r/>
+            <w:r>
+              <w:rPr>
+                <w:rFonts w:ascii="Microsoft JhengHei" w:hAnsi="Microsoft JhengHei" w:eastAsia="Microsoft JhengHei"/>
+                <w:sz w:val="19"/>
+              </w:rPr>
+              <w:t>🔶 自由選擇（建議放棄留體力）</w:t>
+            </w:r>
+          </w:p>
+        </w:tc>
       </w:tr>
       <w:tr>
         <w:tc>
           <w:tcPr>
-            <w:tcW w:type="dxa" w:w="3024"/>
+            <w:tcW w:type="dxa" w:w="2268"/>
             <w:shd w:fill="EBF5FB"/>
           </w:tcPr>
           <w:p>
@@ -527,7 +627,7 @@
         </w:tc>
         <w:tc>
           <w:tcPr>
-            <w:tcW w:type="dxa" w:w="3024"/>
+            <w:tcW w:type="dxa" w:w="2268"/>
             <w:shd w:fill="EBF5FB"/>
           </w:tcPr>
           <w:p>
@@ -556,7 +656,7 @@
         </w:tc>
         <w:tc>
           <w:tcPr>
-            <w:tcW w:type="dxa" w:w="3024"/>
+            <w:tcW w:type="dxa" w:w="2268"/>
             <w:shd w:fill="EBF5FB"/>
           </w:tcPr>
           <w:p>
@@ -566,7 +666,23 @@
                 <w:rFonts w:ascii="Microsoft JhengHei" w:hAnsi="Microsoft JhengHei" w:eastAsia="Microsoft JhengHei"/>
                 <w:sz w:val="19"/>
               </w:rPr>
-              <w:t>天堂之門（複製品）＋金色馬賽克穹頂</w:t>
+              <w:t>天堂之門（複製品）＋金色馬賽克穹頂（修復中）</w:t>
+            </w:r>
+          </w:p>
+        </w:tc>
+        <w:tc>
+          <w:tcPr>
+            <w:tcW w:type="dxa" w:w="2268"/>
+            <w:shd w:fill="EBF5FB"/>
+          </w:tcPr>
+          <w:p>
+            <w:r/>
+            <w:r>
+              <w:rPr>
+                <w:rFonts w:ascii="Microsoft JhengHei" w:hAnsi="Microsoft JhengHei" w:eastAsia="Microsoft JhengHei"/>
+                <w:sz w:val="19"/>
+              </w:rPr>
+              <w:t>✅ 6/19 上午（另有人 6/20 登鷹架）</w:t>
             </w:r>
           </w:p>
         </w:tc>
@@ -574,7 +690,7 @@
       <w:tr>
         <w:tc>
           <w:tcPr>
-            <w:tcW w:type="dxa" w:w="3024"/>
+            <w:tcW w:type="dxa" w:w="2268"/>
           </w:tcPr>
           <w:p>
             <w:r/>
@@ -589,7 +705,7 @@
         </w:tc>
         <w:tc>
           <w:tcPr>
-            <w:tcW w:type="dxa" w:w="3024"/>
+            <w:tcW w:type="dxa" w:w="2268"/>
           </w:tcPr>
           <w:p>
             <w:r/>
@@ -617,7 +733,7 @@
         </w:tc>
         <w:tc>
           <w:tcPr>
-            <w:tcW w:type="dxa" w:w="3024"/>
+            <w:tcW w:type="dxa" w:w="2268"/>
           </w:tcPr>
           <w:p>
             <w:r/>
@@ -630,11 +746,26 @@
             </w:r>
           </w:p>
         </w:tc>
+        <w:tc>
+          <w:tcPr>
+            <w:tcW w:type="dxa" w:w="2268"/>
+          </w:tcPr>
+          <w:p>
+            <w:r/>
+            <w:r>
+              <w:rPr>
+                <w:rFonts w:ascii="Microsoft JhengHei" w:hAnsi="Microsoft JhengHei" w:eastAsia="Microsoft JhengHei"/>
+                <w:sz w:val="19"/>
+              </w:rPr>
+              <w:t>✅ 6/19 上午</w:t>
+            </w:r>
+          </w:p>
+        </w:tc>
       </w:tr>
       <w:tr>
         <w:tc>
           <w:tcPr>
-            <w:tcW w:type="dxa" w:w="3024"/>
+            <w:tcW w:type="dxa" w:w="2268"/>
             <w:shd w:fill="EBF5FB"/>
           </w:tcPr>
           <w:p>
@@ -650,7 +781,7 @@
         </w:tc>
         <w:tc>
           <w:tcPr>
-            <w:tcW w:type="dxa" w:w="3024"/>
+            <w:tcW w:type="dxa" w:w="2268"/>
             <w:shd w:fill="EBF5FB"/>
           </w:tcPr>
           <w:p>
@@ -679,7 +810,7 @@
         </w:tc>
         <w:tc>
           <w:tcPr>
-            <w:tcW w:type="dxa" w:w="3024"/>
+            <w:tcW w:type="dxa" w:w="2268"/>
             <w:shd w:fill="EBF5FB"/>
           </w:tcPr>
           <w:p>
@@ -690,6 +821,22 @@
                 <w:sz w:val="19"/>
               </w:rPr>
               <w:t>教堂地下的古羅馬遺址</w:t>
+            </w:r>
+          </w:p>
+        </w:tc>
+        <w:tc>
+          <w:tcPr>
+            <w:tcW w:type="dxa" w:w="2268"/>
+            <w:shd w:fill="EBF5FB"/>
+          </w:tcPr>
+          <w:p>
+            <w:r/>
+            <w:r>
+              <w:rPr>
+                <w:rFonts w:ascii="Microsoft JhengHei" w:hAnsi="Microsoft JhengHei" w:eastAsia="Microsoft JhengHei"/>
+                <w:sz w:val="19"/>
+              </w:rPr>
+              <w:t>✅ 6/19 上午（從教堂內進入）</w:t>
             </w:r>
           </w:p>
         </w:tc>
@@ -709,7 +856,7 @@
         <w:pStyle w:val="Heading3"/>
       </w:pPr>
       <w:r>
-        <w:t>六月開放時間</w:t>
+        <w:t>六月開放時間（2026 官網公告）</w:t>
       </w:r>
     </w:p>
     <w:tbl>
@@ -720,14 +867,15 @@
         <w:tblLook w:firstColumn="1" w:firstRow="1" w:lastColumn="0" w:lastRow="0" w:noHBand="0" w:noVBand="1" w:val="04A0"/>
       </w:tblPr>
       <w:tblGrid>
-        <w:gridCol w:w="3024"/>
-        <w:gridCol w:w="3024"/>
-        <w:gridCol w:w="3024"/>
+        <w:gridCol w:w="2268"/>
+        <w:gridCol w:w="2268"/>
+        <w:gridCol w:w="2268"/>
+        <w:gridCol w:w="2268"/>
       </w:tblGrid>
       <w:tr>
         <w:tc>
           <w:tcPr>
-            <w:tcW w:type="dxa" w:w="3024"/>
+            <w:tcW w:type="dxa" w:w="2268"/>
             <w:shd w:fill="1B4F72"/>
           </w:tcPr>
           <w:p>
@@ -748,7 +896,7 @@
         </w:tc>
         <w:tc>
           <w:tcPr>
-            <w:tcW w:type="dxa" w:w="3024"/>
+            <w:tcW w:type="dxa" w:w="2268"/>
             <w:shd w:fill="1B4F72"/>
           </w:tcPr>
           <w:p>
@@ -769,7 +917,7 @@
         </w:tc>
         <w:tc>
           <w:tcPr>
-            <w:tcW w:type="dxa" w:w="3024"/>
+            <w:tcW w:type="dxa" w:w="2268"/>
             <w:shd w:fill="1B4F72"/>
           </w:tcPr>
           <w:p>
@@ -788,11 +936,32 @@
             </w:r>
           </w:p>
         </w:tc>
+        <w:tc>
+          <w:tcPr>
+            <w:tcW w:type="dxa" w:w="2268"/>
+            <w:shd w:fill="1B4F72"/>
+          </w:tcPr>
+          <w:p>
+            <w:pPr>
+              <w:jc w:val="center"/>
+            </w:pPr>
+            <w:r/>
+            <w:r>
+              <w:rPr>
+                <w:rFonts w:ascii="Microsoft JhengHei" w:hAnsi="Microsoft JhengHei" w:eastAsia="Microsoft JhengHei"/>
+                <w:b/>
+                <w:color w:val="FFFFFF"/>
+                <w:sz w:val="20"/>
+              </w:rPr>
+              <w:t>備註</w:t>
+            </w:r>
+          </w:p>
+        </w:tc>
       </w:tr>
       <w:tr>
         <w:tc>
           <w:tcPr>
-            <w:tcW w:type="dxa" w:w="3024"/>
+            <w:tcW w:type="dxa" w:w="2268"/>
           </w:tcPr>
           <w:p>
             <w:r/>
@@ -807,7 +976,7 @@
         </w:tc>
         <w:tc>
           <w:tcPr>
-            <w:tcW w:type="dxa" w:w="3024"/>
+            <w:tcW w:type="dxa" w:w="2268"/>
           </w:tcPr>
           <w:p>
             <w:r/>
@@ -816,13 +985,13 @@
                 <w:rFonts w:ascii="Microsoft JhengHei" w:hAnsi="Microsoft JhengHei" w:eastAsia="Microsoft JhengHei"/>
                 <w:sz w:val="19"/>
               </w:rPr>
-              <w:t>08:15–19:30</w:t>
+              <w:t>週一-週五 08:15–18:45；週六 08:15–16:30</w:t>
             </w:r>
           </w:p>
         </w:tc>
         <w:tc>
           <w:tcPr>
-            <w:tcW w:type="dxa" w:w="3024"/>
+            <w:tcW w:type="dxa" w:w="2268"/>
           </w:tcPr>
           <w:p>
             <w:r/>
@@ -831,7 +1000,22 @@
                 <w:rFonts w:ascii="Microsoft JhengHei" w:hAnsi="Microsoft JhengHei" w:eastAsia="Microsoft JhengHei"/>
                 <w:sz w:val="19"/>
               </w:rPr>
-              <w:t>12:45–17:30</w:t>
+              <w:t>12:45–16:30</w:t>
+            </w:r>
+          </w:p>
+        </w:tc>
+        <w:tc>
+          <w:tcPr>
+            <w:tcW w:type="dxa" w:w="2268"/>
+          </w:tcPr>
+          <w:p>
+            <w:r/>
+            <w:r>
+              <w:rPr>
+                <w:rFonts w:ascii="Microsoft JhengHei" w:hAnsi="Microsoft JhengHei" w:eastAsia="Microsoft JhengHei"/>
+                <w:sz w:val="19"/>
+              </w:rPr>
+              <w:t>必預約時段，官方僅約 5 分鐘寬限</w:t>
             </w:r>
           </w:p>
         </w:tc>
@@ -839,7 +1023,7 @@
       <w:tr>
         <w:tc>
           <w:tcPr>
-            <w:tcW w:type="dxa" w:w="3024"/>
+            <w:tcW w:type="dxa" w:w="2268"/>
             <w:shd w:fill="EBF5FB"/>
           </w:tcPr>
           <w:p>
@@ -855,7 +1039,7 @@
         </w:tc>
         <w:tc>
           <w:tcPr>
-            <w:tcW w:type="dxa" w:w="3024"/>
+            <w:tcW w:type="dxa" w:w="2268"/>
             <w:shd w:fill="EBF5FB"/>
           </w:tcPr>
           <w:p>
@@ -865,13 +1049,26 @@
                 <w:rFonts w:ascii="Microsoft JhengHei" w:hAnsi="Microsoft JhengHei" w:eastAsia="Microsoft JhengHei"/>
                 <w:sz w:val="19"/>
               </w:rPr>
-              <w:t>10:00–16:30</w:t>
+            </w:r>
+            <w:r>
+              <w:rPr>
+                <w:rFonts w:ascii="Microsoft JhengHei" w:hAnsi="Microsoft JhengHei" w:eastAsia="Microsoft JhengHei"/>
+                <w:b/>
+                <w:sz w:val="19"/>
+              </w:rPr>
+              <w:t>10:15–15:45</w:t>
+            </w:r>
+            <w:r>
+              <w:rPr>
+                <w:rFonts w:ascii="Microsoft JhengHei" w:hAnsi="Microsoft JhengHei" w:eastAsia="Microsoft JhengHei"/>
+                <w:sz w:val="19"/>
+              </w:rPr>
             </w:r>
           </w:p>
         </w:tc>
         <w:tc>
           <w:tcPr>
-            <w:tcW w:type="dxa" w:w="3024"/>
+            <w:tcW w:type="dxa" w:w="2268"/>
             <w:shd w:fill="EBF5FB"/>
           </w:tcPr>
           <w:p>
@@ -881,7 +1078,38 @@
                 <w:rFonts w:ascii="Microsoft JhengHei" w:hAnsi="Microsoft JhengHei" w:eastAsia="Microsoft JhengHei"/>
                 <w:sz w:val="19"/>
               </w:rPr>
-              <w:t>13:30–16:45</w:t>
+              <w:t>13:30–15:45</w:t>
+            </w:r>
+          </w:p>
+        </w:tc>
+        <w:tc>
+          <w:tcPr>
+            <w:tcW w:type="dxa" w:w="2268"/>
+            <w:shd w:fill="EBF5FB"/>
+          </w:tcPr>
+          <w:p>
+            <w:r/>
+            <w:r>
+              <w:rPr>
+                <w:rFonts w:ascii="Microsoft JhengHei" w:hAnsi="Microsoft JhengHei" w:eastAsia="Microsoft JhengHei"/>
+                <w:sz w:val="19"/>
+              </w:rPr>
+              <w:t>15:45 後</w:t>
+            </w:r>
+            <w:r>
+              <w:rPr>
+                <w:rFonts w:ascii="Microsoft JhengHei" w:hAnsi="Microsoft JhengHei" w:eastAsia="Microsoft JhengHei"/>
+                <w:b/>
+                <w:sz w:val="19"/>
+              </w:rPr>
+              <w:t>內部已關</w:t>
+            </w:r>
+            <w:r>
+              <w:rPr>
+                <w:rFonts w:ascii="Microsoft JhengHei" w:hAnsi="Microsoft JhengHei" w:eastAsia="Microsoft JhengHei"/>
+                <w:sz w:val="19"/>
+              </w:rPr>
+              <w:t>，登頂下來無法再入</w:t>
             </w:r>
           </w:p>
         </w:tc>
@@ -889,7 +1117,7 @@
       <w:tr>
         <w:tc>
           <w:tcPr>
-            <w:tcW w:type="dxa" w:w="3024"/>
+            <w:tcW w:type="dxa" w:w="2268"/>
           </w:tcPr>
           <w:p>
             <w:r/>
@@ -904,7 +1132,7 @@
         </w:tc>
         <w:tc>
           <w:tcPr>
-            <w:tcW w:type="dxa" w:w="3024"/>
+            <w:tcW w:type="dxa" w:w="2268"/>
           </w:tcPr>
           <w:p>
             <w:r/>
@@ -913,13 +1141,13 @@
                 <w:rFonts w:ascii="Microsoft JhengHei" w:hAnsi="Microsoft JhengHei" w:eastAsia="Microsoft JhengHei"/>
                 <w:sz w:val="19"/>
               </w:rPr>
-              <w:t>08:15–19:30</w:t>
+              <w:t>週一-週五 08:15–18:45；週六 08:15–16:30</w:t>
             </w:r>
           </w:p>
         </w:tc>
         <w:tc>
           <w:tcPr>
-            <w:tcW w:type="dxa" w:w="3024"/>
+            <w:tcW w:type="dxa" w:w="2268"/>
           </w:tcPr>
           <w:p>
             <w:r/>
@@ -928,7 +1156,22 @@
                 <w:rFonts w:ascii="Microsoft JhengHei" w:hAnsi="Microsoft JhengHei" w:eastAsia="Microsoft JhengHei"/>
                 <w:sz w:val="19"/>
               </w:rPr>
-              <w:t>08:15–19:30</w:t>
+              <w:t>08:15–16:30</w:t>
+            </w:r>
+          </w:p>
+        </w:tc>
+        <w:tc>
+          <w:tcPr>
+            <w:tcW w:type="dxa" w:w="2268"/>
+          </w:tcPr>
+          <w:p>
+            <w:r/>
+            <w:r>
+              <w:rPr>
+                <w:rFonts w:ascii="Microsoft JhengHei" w:hAnsi="Microsoft JhengHei" w:eastAsia="Microsoft JhengHei"/>
+                <w:sz w:val="19"/>
+              </w:rPr>
+              <w:t>排隊式，不需預約時段</w:t>
             </w:r>
           </w:p>
         </w:tc>
@@ -936,7 +1179,7 @@
       <w:tr>
         <w:tc>
           <w:tcPr>
-            <w:tcW w:type="dxa" w:w="3024"/>
+            <w:tcW w:type="dxa" w:w="2268"/>
             <w:shd w:fill="EBF5FB"/>
           </w:tcPr>
           <w:p>
@@ -952,7 +1195,7 @@
         </w:tc>
         <w:tc>
           <w:tcPr>
-            <w:tcW w:type="dxa" w:w="3024"/>
+            <w:tcW w:type="dxa" w:w="2268"/>
             <w:shd w:fill="EBF5FB"/>
           </w:tcPr>
           <w:p>
@@ -962,13 +1205,13 @@
                 <w:rFonts w:ascii="Microsoft JhengHei" w:hAnsi="Microsoft JhengHei" w:eastAsia="Microsoft JhengHei"/>
                 <w:sz w:val="19"/>
               </w:rPr>
-              <w:t>08:15–19:30</w:t>
+              <w:t>08:30–19:30</w:t>
             </w:r>
           </w:p>
         </w:tc>
         <w:tc>
           <w:tcPr>
-            <w:tcW w:type="dxa" w:w="3024"/>
+            <w:tcW w:type="dxa" w:w="2268"/>
             <w:shd w:fill="EBF5FB"/>
           </w:tcPr>
           <w:p>
@@ -978,7 +1221,23 @@
                 <w:rFonts w:ascii="Microsoft JhengHei" w:hAnsi="Microsoft JhengHei" w:eastAsia="Microsoft JhengHei"/>
                 <w:sz w:val="19"/>
               </w:rPr>
-              <w:t>08:15–14:00</w:t>
+              <w:t>08:30–19:30（每月第一個週日 13:30 關閉）</w:t>
+            </w:r>
+          </w:p>
+        </w:tc>
+        <w:tc>
+          <w:tcPr>
+            <w:tcW w:type="dxa" w:w="2268"/>
+            <w:shd w:fill="EBF5FB"/>
+          </w:tcPr>
+          <w:p>
+            <w:r/>
+            <w:r>
+              <w:rPr>
+                <w:rFonts w:ascii="Microsoft JhengHei" w:hAnsi="Microsoft JhengHei" w:eastAsia="Microsoft JhengHei"/>
+                <w:sz w:val="19"/>
+              </w:rPr>
+              <w:t>馬賽克穹頂修復工程預計至 2028 年</w:t>
             </w:r>
           </w:p>
         </w:tc>
@@ -986,7 +1245,7 @@
       <w:tr>
         <w:tc>
           <w:tcPr>
-            <w:tcW w:type="dxa" w:w="3024"/>
+            <w:tcW w:type="dxa" w:w="2268"/>
           </w:tcPr>
           <w:p>
             <w:r/>
@@ -1001,7 +1260,7 @@
         </w:tc>
         <w:tc>
           <w:tcPr>
-            <w:tcW w:type="dxa" w:w="3024"/>
+            <w:tcW w:type="dxa" w:w="2268"/>
           </w:tcPr>
           <w:p>
             <w:r/>
@@ -1010,13 +1269,13 @@
                 <w:rFonts w:ascii="Microsoft JhengHei" w:hAnsi="Microsoft JhengHei" w:eastAsia="Microsoft JhengHei"/>
                 <w:sz w:val="19"/>
               </w:rPr>
-              <w:t>08:15–19:30</w:t>
+              <w:t>08:30–19:00</w:t>
             </w:r>
           </w:p>
         </w:tc>
         <w:tc>
           <w:tcPr>
-            <w:tcW w:type="dxa" w:w="3024"/>
+            <w:tcW w:type="dxa" w:w="2268"/>
           </w:tcPr>
           <w:p>
             <w:r/>
@@ -1025,7 +1284,22 @@
                 <w:rFonts w:ascii="Microsoft JhengHei" w:hAnsi="Microsoft JhengHei" w:eastAsia="Microsoft JhengHei"/>
                 <w:sz w:val="19"/>
               </w:rPr>
-              <w:t>08:15–19:30</w:t>
+              <w:t>08:30–19:00</w:t>
+            </w:r>
+          </w:p>
+        </w:tc>
+        <w:tc>
+          <w:tcPr>
+            <w:tcW w:type="dxa" w:w="2268"/>
+          </w:tcPr>
+          <w:p>
+            <w:r/>
+            <w:r>
+              <w:rPr>
+                <w:rFonts w:ascii="Microsoft JhengHei" w:hAnsi="Microsoft JhengHei" w:eastAsia="Microsoft JhengHei"/>
+                <w:sz w:val="19"/>
+              </w:rPr>
+              <w:t>每月第一個週二休</w:t>
             </w:r>
           </w:p>
         </w:tc>
@@ -1033,7 +1307,7 @@
       <w:tr>
         <w:tc>
           <w:tcPr>
-            <w:tcW w:type="dxa" w:w="3024"/>
+            <w:tcW w:type="dxa" w:w="2268"/>
             <w:shd w:fill="EBF5FB"/>
           </w:tcPr>
           <w:p>
@@ -1043,13 +1317,13 @@
                 <w:rFonts w:ascii="Microsoft JhengHei" w:hAnsi="Microsoft JhengHei" w:eastAsia="Microsoft JhengHei"/>
                 <w:sz w:val="19"/>
               </w:rPr>
-              <w:t>地下遺跡</w:t>
+              <w:t>地下遺跡（Santa Reparata）</w:t>
             </w:r>
           </w:p>
         </w:tc>
         <w:tc>
           <w:tcPr>
-            <w:tcW w:type="dxa" w:w="3024"/>
+            <w:tcW w:type="dxa" w:w="2268"/>
             <w:shd w:fill="EBF5FB"/>
           </w:tcPr>
           <w:p>
@@ -1059,13 +1333,13 @@
                 <w:rFonts w:ascii="Microsoft JhengHei" w:hAnsi="Microsoft JhengHei" w:eastAsia="Microsoft JhengHei"/>
                 <w:sz w:val="19"/>
               </w:rPr>
-              <w:t>10:00–16:30</w:t>
+              <w:t>10:15–16:00</w:t>
             </w:r>
           </w:p>
         </w:tc>
         <w:tc>
           <w:tcPr>
-            <w:tcW w:type="dxa" w:w="3024"/>
+            <w:tcW w:type="dxa" w:w="2268"/>
             <w:shd w:fill="EBF5FB"/>
           </w:tcPr>
           <w:p>
@@ -1075,7 +1349,23 @@
                 <w:rFonts w:ascii="Microsoft JhengHei" w:hAnsi="Microsoft JhengHei" w:eastAsia="Microsoft JhengHei"/>
                 <w:sz w:val="19"/>
               </w:rPr>
-              <w:t>隨教堂</w:t>
+              <w:t>13:30–16:00</w:t>
+            </w:r>
+          </w:p>
+        </w:tc>
+        <w:tc>
+          <w:tcPr>
+            <w:tcW w:type="dxa" w:w="2268"/>
+            <w:shd w:fill="EBF5FB"/>
+          </w:tcPr>
+          <w:p>
+            <w:r/>
+            <w:r>
+              <w:rPr>
+                <w:rFonts w:ascii="Microsoft JhengHei" w:hAnsi="Microsoft JhengHei" w:eastAsia="Microsoft JhengHei"/>
+                <w:sz w:val="19"/>
+              </w:rPr>
+              <w:t>入口在教堂內 Porta Campanile</w:t>
             </w:r>
           </w:p>
         </w:tc>
@@ -1083,84 +1373,64 @@
     </w:tbl>
     <w:p/>
     <w:p>
-      <w:pPr>
-        <w:ind w:left="454" w:hanging="227"/>
-      </w:pPr>
+      <w:pPr/>
       <w:r>
         <w:rPr>
           <w:rFonts w:ascii="Microsoft JhengHei" w:hAnsi="Microsoft JhengHei" w:eastAsia="Microsoft JhengHei"/>
-          <w:sz w:val="21"/>
         </w:rPr>
-        <w:t xml:space="preserve">• </w:t>
+        <w:t xml:space="preserve">⚠ </w:t>
       </w:r>
       <w:r>
         <w:rPr>
           <w:rFonts w:ascii="Microsoft JhengHei" w:hAnsi="Microsoft JhengHei" w:eastAsia="Microsoft JhengHei"/>
           <w:b/>
-          <w:sz w:val="21"/>
         </w:rPr>
-        <w:t>6/19 是週五</w:t>
+        <w:t>關鍵時間提示</w:t>
       </w:r>
       <w:r>
         <w:rPr>
           <w:rFonts w:ascii="Microsoft JhengHei" w:hAnsi="Microsoft JhengHei" w:eastAsia="Microsoft JhengHei"/>
-          <w:sz w:val="21"/>
         </w:rPr>
-        <w:t>：全部正常開放</w:t>
-      </w:r>
-    </w:p>
-    <w:p>
-      <w:pPr>
-        <w:ind w:left="454" w:hanging="227"/>
-      </w:pPr>
-      <w:r>
-        <w:rPr>
-          <w:rFonts w:ascii="Microsoft JhengHei" w:hAnsi="Microsoft JhengHei" w:eastAsia="Microsoft JhengHei"/>
-          <w:sz w:val="21"/>
-        </w:rPr>
-        <w:t xml:space="preserve">• </w:t>
+        <w:t>：6/19 是週五。</w:t>
       </w:r>
       <w:r>
         <w:rPr>
           <w:rFonts w:ascii="Microsoft JhengHei" w:hAnsi="Microsoft JhengHei" w:eastAsia="Microsoft JhengHei"/>
           <w:b/>
-          <w:sz w:val="21"/>
         </w:rPr>
-        <w:t>穹頂最後入場</w:t>
+        <w:t>17:15 登頂結束（約 18:20）時，大教堂內部與 Santa Reparata 已關（15:45 / 16:00）</w:t>
       </w:r>
       <w:r>
         <w:rPr>
           <w:rFonts w:ascii="Microsoft JhengHei" w:hAnsi="Microsoft JhengHei" w:eastAsia="Microsoft JhengHei"/>
-          <w:sz w:val="21"/>
         </w:rPr>
-        <w:t>：閉館前 40 分鐘</w:t>
-      </w:r>
-    </w:p>
-    <w:p>
-      <w:pPr>
-        <w:ind w:left="454" w:hanging="227"/>
-      </w:pPr>
-      <w:r>
-        <w:rPr>
-          <w:rFonts w:ascii="Microsoft JhengHei" w:hAnsi="Microsoft JhengHei" w:eastAsia="Microsoft JhengHei"/>
-          <w:sz w:val="21"/>
-        </w:rPr>
-        <w:t xml:space="preserve">• </w:t>
+        <w:t>；博物館雖開到 19:00、洗禮堂開到 19:30，但</w:t>
       </w:r>
       <w:r>
         <w:rPr>
           <w:rFonts w:ascii="Microsoft JhengHei" w:hAnsi="Microsoft JhengHei" w:eastAsia="Microsoft JhengHei"/>
           <w:b/>
-          <w:sz w:val="21"/>
         </w:rPr>
-        <w:t>重要</w:t>
+        <w:t>登頂後體力下降、還要取行李接晚餐，時間不穩</w:t>
       </w:r>
       <w:r>
         <w:rPr>
           <w:rFonts w:ascii="Microsoft JhengHei" w:hAnsi="Microsoft JhengHei" w:eastAsia="Microsoft JhengHei"/>
-          <w:sz w:val="21"/>
         </w:rPr>
-        <w:t>：穹頂必須預約指定時段，不能現場排隊</w:t>
+        <w:t>。所以</w:t>
+      </w:r>
+      <w:r>
+        <w:rPr>
+          <w:rFonts w:ascii="Microsoft JhengHei" w:hAnsi="Microsoft JhengHei" w:eastAsia="Microsoft JhengHei"/>
+          <w:b/>
+        </w:rPr>
+        <w:t>Pass 內主要景點與大教堂本體都建議在 6/19 上午完成</w:t>
+      </w:r>
+      <w:r>
+        <w:rPr>
+          <w:rFonts w:ascii="Microsoft JhengHei" w:hAnsi="Microsoft JhengHei" w:eastAsia="Microsoft JhengHei"/>
+        </w:rPr>
+        <w:t>，下午午休，傍晚才登頂。</w:t>
       </w:r>
     </w:p>
     <w:p>
@@ -1176,27 +1446,7 @@
         <w:pStyle w:val="Heading3"/>
       </w:pPr>
       <w:r>
-        <w:t>票價與 Brunelleschi Pass</w:t>
-      </w:r>
-    </w:p>
-    <w:p>
-      <w:pPr/>
-      <w:r>
-        <w:rPr>
-          <w:rFonts w:ascii="Microsoft JhengHei" w:hAnsi="Microsoft JhengHei" w:eastAsia="Microsoft JhengHei"/>
-        </w:rPr>
-      </w:r>
-      <w:r>
-        <w:rPr>
-          <w:rFonts w:ascii="Microsoft JhengHei" w:hAnsi="Microsoft JhengHei" w:eastAsia="Microsoft JhengHei"/>
-          <w:b/>
-        </w:rPr>
-        <w:t>Brunelleschi Pass（全包套票）— 強烈建議購買</w:t>
-      </w:r>
-      <w:r>
-        <w:rPr>
-          <w:rFonts w:ascii="Microsoft JhengHei" w:hAnsi="Microsoft JhengHei" w:eastAsia="Microsoft JhengHei"/>
-        </w:rPr>
+        <w:t>Brunelleschi Pass（全包套票）</w:t>
       </w:r>
     </w:p>
     <w:tbl>
@@ -1434,7 +1684,7 @@
           <w:rFonts w:ascii="Microsoft JhengHei" w:hAnsi="Microsoft JhengHei" w:eastAsia="Microsoft JhengHei"/>
           <w:b/>
         </w:rPr>
-        <w:t>Brunelleschi Pass 包含（一票全搞定）</w:t>
+        <w:t>Brunelleschi Pass 包含</w:t>
       </w:r>
       <w:r>
         <w:rPr>
@@ -1542,20 +1792,7 @@
         <w:rPr>
           <w:rFonts w:ascii="Microsoft JhengHei" w:hAnsi="Microsoft JhengHei" w:eastAsia="Microsoft JhengHei"/>
         </w:rPr>
-        <w:t>：</w:t>
-      </w:r>
-      <w:r>
-        <w:rPr>
-          <w:rFonts w:ascii="Microsoft JhengHei" w:hAnsi="Microsoft JhengHei" w:eastAsia="Microsoft JhengHei"/>
-          <w:b/>
-        </w:rPr>
-        <w:t>自穹頂預約日期起算 3 個日曆日</w:t>
-      </w:r>
-      <w:r>
-        <w:rPr>
-          <w:rFonts w:ascii="Microsoft JhengHei" w:hAnsi="Microsoft JhengHei" w:eastAsia="Microsoft JhengHei"/>
-        </w:rPr>
-        <w:t>（例 6/19 預約 → 6/19、6/20、6/21 均可使用），每個景點限入場 1 次</w:t>
+        <w:t>：自穹頂預約日期起算 3 個日曆日（例 6/19 預約 → 6/19、6/20、6/21 均可使用），每個景點限入場 1 次</w:t>
       </w:r>
     </w:p>
     <w:p>
@@ -1598,7 +1835,7 @@
         <w:rPr>
           <w:rFonts w:ascii="Microsoft JhengHei" w:hAnsi="Microsoft JhengHei" w:eastAsia="Microsoft JhengHei"/>
         </w:rPr>
-        <w:t>：EUR 30 × 5 = EUR 150（約 TWD 5,505），每人 EUR 30</w:t>
+        <w:t>：EUR 30 × 5 = EUR 150（約 TWD 5,505）</w:t>
       </w:r>
     </w:p>
     <w:p>
@@ -1606,7 +1843,7 @@
         <w:pStyle w:val="Heading3"/>
       </w:pPr>
       <w:r>
-        <w:t>購票方式</w:t>
+        <w:t>票券狀態</w:t>
       </w:r>
     </w:p>
     <w:p>
@@ -1618,7 +1855,7 @@
           <w:rFonts w:ascii="Microsoft JhengHei" w:hAnsi="Microsoft JhengHei" w:eastAsia="Microsoft JhengHei"/>
           <w:sz w:val="21"/>
         </w:rPr>
-        <w:t xml:space="preserve">• </w:t>
+        <w:t xml:space="preserve">• ✅ 已訂 5 張 Brunelleschi Pass，登頂時段 </w:t>
       </w:r>
       <w:r>
         <w:rPr>
@@ -1626,14 +1863,14 @@
           <w:b/>
           <w:sz w:val="21"/>
         </w:rPr>
-        <w:t>官網預購（強烈建議）</w:t>
+        <w:t>2026/6/19 17:15 sharp</w:t>
       </w:r>
       <w:r>
         <w:rPr>
           <w:rFonts w:ascii="Microsoft JhengHei" w:hAnsi="Microsoft JhengHei" w:eastAsia="Microsoft JhengHei"/>
           <w:sz w:val="21"/>
         </w:rPr>
-        <w:t>：[duomo.firenze.it](https://duomo.firenze.it)</w:t>
+        <w:t>（不可改、不可退）</w:t>
       </w:r>
     </w:p>
     <w:p>
@@ -1645,7 +1882,22 @@
           <w:rFonts w:ascii="Microsoft JhengHei" w:hAnsi="Microsoft JhengHei" w:eastAsia="Microsoft JhengHei"/>
           <w:sz w:val="21"/>
         </w:rPr>
-        <w:t>• 穹頂時段很搶手，六月旺季建議提前 1–2 個月預約</w:t>
+        <w:t>• 登頂入口：</w:t>
+      </w:r>
+      <w:r>
+        <w:rPr>
+          <w:rFonts w:ascii="Microsoft JhengHei" w:hAnsi="Microsoft JhengHei" w:eastAsia="Microsoft JhengHei"/>
+          <w:b/>
+          <w:sz w:val="21"/>
+        </w:rPr>
+        <w:t>Porta della Mandorla</w:t>
+      </w:r>
+      <w:r>
+        <w:rPr>
+          <w:rFonts w:ascii="Microsoft JhengHei" w:hAnsi="Microsoft JhengHei" w:eastAsia="Microsoft JhengHei"/>
+          <w:sz w:val="21"/>
+        </w:rPr>
+        <w:t>（大教堂北側）</w:t>
       </w:r>
     </w:p>
     <w:p>
@@ -1657,7 +1909,7 @@
           <w:rFonts w:ascii="Microsoft JhengHei" w:hAnsi="Microsoft JhengHei" w:eastAsia="Microsoft JhengHei"/>
           <w:sz w:val="21"/>
         </w:rPr>
-        <w:t>• 選擇 "Brunelleschi Pass"，再選穹頂預約時段</w:t>
+        <w:t>• 票券姓名核對：5 張票上姓名與 5 位旅伴護照一致，已存檔於工作資料夾</w:t>
       </w:r>
     </w:p>
     <w:p>
@@ -1669,30 +1921,6 @@
           <w:rFonts w:ascii="Microsoft JhengHei" w:hAnsi="Microsoft JhengHei" w:eastAsia="Microsoft JhengHei"/>
           <w:sz w:val="21"/>
         </w:rPr>
-        <w:t>• 5 人可一次購買，付款接受 Visa / Mastercard</w:t>
-      </w:r>
-    </w:p>
-    <w:p>
-      <w:pPr>
-        <w:ind w:left="454" w:hanging="227"/>
-      </w:pPr>
-      <w:r>
-        <w:rPr>
-          <w:rFonts w:ascii="Microsoft JhengHei" w:hAnsi="Microsoft JhengHei" w:eastAsia="Microsoft JhengHei"/>
-          <w:sz w:val="21"/>
-        </w:rPr>
-        <w:t>• 購票後會收到 email 含 QR Code，截圖保存</w:t>
-      </w:r>
-    </w:p>
-    <w:p>
-      <w:pPr>
-        <w:ind w:left="454" w:hanging="227"/>
-      </w:pPr>
-      <w:r>
-        <w:rPr>
-          <w:rFonts w:ascii="Microsoft JhengHei" w:hAnsi="Microsoft JhengHei" w:eastAsia="Microsoft JhengHei"/>
-          <w:sz w:val="21"/>
-        </w:rPr>
         <w:t xml:space="preserve">• </w:t>
       </w:r>
       <w:r>
@@ -1701,59 +1929,14 @@
           <w:b/>
           <w:sz w:val="21"/>
         </w:rPr>
-        <w:t>現場購買</w:t>
+        <w:t>每張 PDF 都要列印一份</w:t>
       </w:r>
       <w:r>
         <w:rPr>
           <w:rFonts w:ascii="Microsoft JhengHei" w:hAnsi="Microsoft JhengHei" w:eastAsia="Microsoft JhengHei"/>
           <w:sz w:val="21"/>
         </w:rPr>
-        <w:t>：主教座堂廣場對面的 Biglietteria（Piazza San Giovanni, 7）</w:t>
-      </w:r>
-    </w:p>
-    <w:p>
-      <w:pPr>
-        <w:ind w:left="454" w:hanging="227"/>
-      </w:pPr>
-      <w:r>
-        <w:rPr>
-          <w:rFonts w:ascii="Microsoft JhengHei" w:hAnsi="Microsoft JhengHei" w:eastAsia="Microsoft JhengHei"/>
-          <w:sz w:val="21"/>
-        </w:rPr>
-        <w:t>• 但穹頂時段可能已被預約滿，強烈不建議現場才買</w:t>
-      </w:r>
-    </w:p>
-    <w:p>
-      <w:pPr>
-        <w:ind w:left="283"/>
-        <w:pBdr>
-          <w:left w:val="single" w:sz="12" w:space="4" w:color="2E86C1"/>
-        </w:pBdr>
-        <w:shd w:fill="EBF5FB"/>
-      </w:pPr>
-      <w:r>
-        <w:rPr>
-          <w:rFonts w:ascii="Microsoft JhengHei" w:hAnsi="Microsoft JhengHei" w:eastAsia="Microsoft JhengHei"/>
-          <w:color w:val="5D6D7E"/>
-          <w:sz w:val="21"/>
-        </w:rPr>
-      </w:r>
-      <w:r>
-        <w:rPr>
-          <w:rFonts w:ascii="Microsoft JhengHei" w:hAnsi="Microsoft JhengHei" w:eastAsia="Microsoft JhengHei"/>
-          <w:b/>
-          <w:color w:val="5D6D7E"/>
-          <w:sz w:val="21"/>
-        </w:rPr>
-        <w:t>建議預約 09:00 的穹頂時段</w:t>
-      </w:r>
-      <w:r>
-        <w:rPr>
-          <w:rFonts w:ascii="Microsoft JhengHei" w:hAnsi="Microsoft JhengHei" w:eastAsia="Microsoft JhengHei"/>
-          <w:color w:val="5D6D7E"/>
-          <w:sz w:val="21"/>
-        </w:rPr>
-        <w:t>，與行程表一致。08:30 到場排隊安檢，09:00 準時入場。</w:t>
+        <w:t>（或截圖存手機，但實體列印保險）</w:t>
       </w:r>
     </w:p>
     <w:p>
@@ -1774,7 +1957,270 @@
         <w:pStyle w:val="Heading2"/>
       </w:pPr>
       <w:r>
-        <w:t>二、建築群逐一導覽</w:t>
+        <w:t>二、6/19 全天時間軸</w:t>
+      </w:r>
+    </w:p>
+    <w:p>
+      <w:pPr>
+        <w:ind w:left="283"/>
+        <w:pBdr>
+          <w:left w:val="single" w:sz="12" w:space="4" w:color="2E86C1"/>
+        </w:pBdr>
+        <w:shd w:fill="EBF5FB"/>
+      </w:pPr>
+      <w:r>
+        <w:rPr>
+          <w:rFonts w:ascii="Microsoft JhengHei" w:hAnsi="Microsoft JhengHei" w:eastAsia="Microsoft JhengHei"/>
+          <w:color w:val="5D6D7E"/>
+          <w:sz w:val="21"/>
+        </w:rPr>
+        <w:t>為什麼選 17:15-18:00 黃金時段：</w:t>
+      </w:r>
+    </w:p>
+    <w:p>
+      <w:pPr>
+        <w:ind w:left="283"/>
+        <w:pBdr>
+          <w:left w:val="single" w:sz="12" w:space="4" w:color="2E86C1"/>
+        </w:pBdr>
+        <w:shd w:fill="EBF5FB"/>
+      </w:pPr>
+      <w:r>
+        <w:rPr>
+          <w:rFonts w:ascii="Microsoft JhengHei" w:hAnsi="Microsoft JhengHei" w:eastAsia="Microsoft JhengHei"/>
+          <w:color w:val="5D6D7E"/>
+          <w:sz w:val="21"/>
+        </w:rPr>
+        <w:t xml:space="preserve">1. </w:t>
+      </w:r>
+      <w:r>
+        <w:rPr>
+          <w:rFonts w:ascii="Microsoft JhengHei" w:hAnsi="Microsoft JhengHei" w:eastAsia="Microsoft JhengHei"/>
+          <w:b/>
+          <w:color w:val="5D6D7E"/>
+          <w:sz w:val="21"/>
+        </w:rPr>
+        <w:t>避開極端高溫</w:t>
+      </w:r>
+      <w:r>
+        <w:rPr>
+          <w:rFonts w:ascii="Microsoft JhengHei" w:hAnsi="Microsoft JhengHei" w:eastAsia="Microsoft JhengHei"/>
+          <w:color w:val="5D6D7E"/>
+          <w:sz w:val="21"/>
+        </w:rPr>
+        <w:t>：6 月中旬午後 30-34°C，穹頂 463 階內部無冷氣、空間狹窄；13:30/14:15 時段像蒸籠，傍晚 17:15 天氣轉涼。</w:t>
+      </w:r>
+    </w:p>
+    <w:p>
+      <w:pPr>
+        <w:ind w:left="283"/>
+        <w:pBdr>
+          <w:left w:val="single" w:sz="12" w:space="4" w:color="2E86C1"/>
+        </w:pBdr>
+        <w:shd w:fill="EBF5FB"/>
+      </w:pPr>
+      <w:r>
+        <w:rPr>
+          <w:rFonts w:ascii="Microsoft JhengHei" w:hAnsi="Microsoft JhengHei" w:eastAsia="Microsoft JhengHei"/>
+          <w:color w:val="5D6D7E"/>
+          <w:sz w:val="21"/>
+        </w:rPr>
+        <w:t xml:space="preserve">2. </w:t>
+      </w:r>
+      <w:r>
+        <w:rPr>
+          <w:rFonts w:ascii="Microsoft JhengHei" w:hAnsi="Microsoft JhengHei" w:eastAsia="Microsoft JhengHei"/>
+          <w:b/>
+          <w:color w:val="5D6D7E"/>
+          <w:sz w:val="21"/>
+        </w:rPr>
+        <w:t>拍照光線最美（接近黃金時刻）</w:t>
+      </w:r>
+      <w:r>
+        <w:rPr>
+          <w:rFonts w:ascii="Microsoft JhengHei" w:hAnsi="Microsoft JhengHei" w:eastAsia="Microsoft JhengHei"/>
+          <w:color w:val="5D6D7E"/>
+          <w:sz w:val="21"/>
+        </w:rPr>
+        <w:t xml:space="preserve">：佛羅倫斯 2026/6/19 日落 </w:t>
+      </w:r>
+      <w:r>
+        <w:rPr>
+          <w:rFonts w:ascii="Microsoft JhengHei" w:hAnsi="Microsoft JhengHei" w:eastAsia="Microsoft JhengHei"/>
+          <w:b/>
+          <w:color w:val="5D6D7E"/>
+          <w:sz w:val="21"/>
+        </w:rPr>
+        <w:t>約 21:00 CEST</w:t>
+      </w:r>
+      <w:r>
+        <w:rPr>
+          <w:rFonts w:ascii="Microsoft JhengHei" w:hAnsi="Microsoft JhengHei" w:eastAsia="Microsoft JhengHei"/>
+          <w:color w:val="5D6D7E"/>
+          <w:sz w:val="21"/>
+        </w:rPr>
+        <w:t>（多來源在 20:58-21:01 範圍）；17:15 陽光角度變低、紅磚屋頂帶金色調，比正午刺眼太陽好看。</w:t>
+      </w:r>
+    </w:p>
+    <w:p>
+      <w:pPr>
+        <w:ind w:left="283"/>
+        <w:pBdr>
+          <w:left w:val="single" w:sz="12" w:space="4" w:color="2E86C1"/>
+        </w:pBdr>
+        <w:shd w:fill="EBF5FB"/>
+      </w:pPr>
+      <w:r>
+        <w:rPr>
+          <w:rFonts w:ascii="Microsoft JhengHei" w:hAnsi="Microsoft JhengHei" w:eastAsia="Microsoft JhengHei"/>
+          <w:color w:val="5D6D7E"/>
+          <w:sz w:val="21"/>
+        </w:rPr>
+        <w:t xml:space="preserve">3. </w:t>
+      </w:r>
+      <w:r>
+        <w:rPr>
+          <w:rFonts w:ascii="Microsoft JhengHei" w:hAnsi="Microsoft JhengHei" w:eastAsia="Microsoft JhengHei"/>
+          <w:b/>
+          <w:color w:val="5D6D7E"/>
+          <w:sz w:val="21"/>
+        </w:rPr>
+        <w:t>行程動線最順</w:t>
+      </w:r>
+      <w:r>
+        <w:rPr>
+          <w:rFonts w:ascii="Microsoft JhengHei" w:hAnsi="Microsoft JhengHei" w:eastAsia="Microsoft JhengHei"/>
+          <w:color w:val="5D6D7E"/>
+          <w:sz w:val="21"/>
+        </w:rPr>
+        <w:t xml:space="preserve">：白天看室內景點（Pass 內博物館+教堂+地下遺跡），傍晚登頂後直接接 </w:t>
+      </w:r>
+      <w:r>
+        <w:rPr>
+          <w:rFonts w:ascii="Microsoft JhengHei" w:hAnsi="Microsoft JhengHei" w:eastAsia="Microsoft JhengHei"/>
+          <w:b/>
+          <w:color w:val="5D6D7E"/>
+          <w:sz w:val="21"/>
+        </w:rPr>
+        <w:t>Bistecca alla Fiorentina 大丁骨牛排</w:t>
+      </w:r>
+      <w:r>
+        <w:rPr>
+          <w:rFonts w:ascii="Microsoft JhengHei" w:hAnsi="Microsoft JhengHei" w:eastAsia="Microsoft JhengHei"/>
+          <w:color w:val="5D6D7E"/>
+          <w:sz w:val="21"/>
+        </w:rPr>
+        <w:t>晚餐。</w:t>
+      </w:r>
+    </w:p>
+    <w:p>
+      <w:pPr>
+        <w:pStyle w:val="Heading3"/>
+      </w:pPr>
+      <w:r>
+        <w:t>完整時間表</w:t>
+      </w:r>
+    </w:p>
+    <w:p>
+      <w:pPr>
+        <w:spacing w:before="80" w:after="80"/>
+        <w:shd w:fill="F4F6F7"/>
+      </w:pPr>
+      <w:r>
+        <w:rPr>
+          <w:rFonts w:ascii="Consolas" w:hAnsi="Consolas"/>
+          <w:color w:val="2C3E50"/>
+          <w:sz w:val="18"/>
+        </w:rPr>
+        <w:t>08:30  早餐（住宿附近 / 25 in Condotta）</w:t>
+        <w:br/>
+        <w:t>09:25  從住宿步行出發 → 大教堂廣場（步行約 14-16 分鐘）</w:t>
+        <w:br/>
+        <w:t>09:45  抵達廣場，先在外圍拍照</w:t>
+        <w:br/>
+        <w:t xml:space="preserve">       |  教堂正面（19 世紀新哥德式三色大理石立面）</w:t>
+        <w:br/>
+        <w:t xml:space="preserve">       |  洗禮堂東側天堂之門複製品</w:t>
+        <w:br/>
+        <w:t xml:space="preserve">       |  鐘樓 + 穹頂全景</w:t>
+        <w:br/>
+        <w:t>10:15  大教堂內部開放（免費，週一-週六 10:15-15:45）</w:t>
+        <w:br/>
+        <w:t xml:space="preserve">       |  仰望瓦薩里穹頂壁畫《最後的審判》</w:t>
+        <w:br/>
+        <w:t xml:space="preserve">       |  烏切洛時鐘、但丁壁畫</w:t>
+        <w:br/>
+        <w:t xml:space="preserve">       |  從 Porta Campanile（鐘樓旁）下到 Santa Reparata 地下遺跡（Pass，10:15-16:00）</w:t>
+        <w:br/>
+        <w:t>11:00  離開教堂內部，移動到洗禮堂（Pass）</w:t>
+        <w:br/>
+        <w:t xml:space="preserve">       |  ⚠ 馬賽克穹頂修復工程預計至 2028 年，內部可見度低</w:t>
+        <w:br/>
+        <w:t>11:30  主教座堂博物館（Pass）— 重頭戲</w:t>
+        <w:br/>
+        <w:t xml:space="preserve">       |  天堂之門真跡（恆溫恆濕展廳）</w:t>
+        <w:br/>
+        <w:t xml:space="preserve">       |  米開朗基羅《佛羅倫斯聖殤》Pietà Bandini</w:t>
+        <w:br/>
+        <w:t xml:space="preserve">       |  多納太羅《懺悔的抹大拉》</w:t>
+        <w:br/>
+        <w:t xml:space="preserve">       |  布魯內列斯基穹頂建造模型與工具</w:t>
+        <w:br/>
+        <w:t>12:30  離開博物館</w:t>
+        <w:br/>
+        <w:t xml:space="preserve">       |</w:t>
+        <w:br/>
+        <w:t>12:45  午餐：Il Nutino（Borgo S. Lorenzo, 39R，步行 2 分鐘）</w:t>
+        <w:br/>
+        <w:t>14:00  回住宿午休（避開 30-34°C 烈陽）</w:t>
+        <w:br/>
+        <w:t xml:space="preserve">       |</w:t>
+        <w:br/>
+        <w:t>16:10  從住宿步行出發（步行約 14-16 分鐘）</w:t>
+        <w:br/>
+        <w:t>16:30  抵達廣場，前往寄物處 Piazza Duomo 38/r</w:t>
+        <w:br/>
+        <w:t xml:space="preserve">       |  ⚠ 寄物處在博物館旁，**所有大包/中等背包/雨傘/三腳架/自拍桿都要寄**</w:t>
+        <w:br/>
+        <w:t xml:space="preserve">       |  ⚠ 旺季週五 5 人寄物可能排隊，最晚 16:50 寄好為佳</w:t>
+        <w:br/>
+        <w:t>16:55  行李寄好</w:t>
+        <w:br/>
+        <w:t>17:00  移動到 Porta della Mandorla（大教堂北側，從寄物處步行 2 分鐘）</w:t>
+        <w:br/>
+        <w:t>17:10  在入口集合排隊</w:t>
+        <w:br/>
+        <w:t xml:space="preserve">       |  Opera 工作人員核對票上姓名 + 護照</w:t>
+        <w:br/>
+        <w:t xml:space="preserve">       |  最後安檢（包包、水瓶等）</w:t>
+        <w:br/>
+        <w:t>17:15  ⚠ 準時 — 進入圓頂（**17:15 sharp 無遲到寬限**！）</w:t>
+        <w:br/>
+        <w:t xml:space="preserve">       |</w:t>
+        <w:br/>
+        <w:t>17:15-18:00 圓頂登頂 463 階</w:t>
+        <w:br/>
+        <w:t xml:space="preserve">       |  上行約 20-25 分鐘</w:t>
+        <w:br/>
+        <w:t xml:space="preserve">       |  途中：瓦薩里《最後的審判》壁畫近距離（環形走廊）</w:t>
+        <w:br/>
+        <w:t xml:space="preserve">       |        雙層殼體結構、布魯內列斯基魚骨砌磚法</w:t>
+        <w:br/>
+        <w:t xml:space="preserve">       |  頂部：佛羅倫斯紅屋頂全景、阿諾河、托斯卡尼丘陵</w:t>
+        <w:br/>
+        <w:t xml:space="preserve">       |        17:15-18:00 是黃金時段拍照</w:t>
+        <w:br/>
+        <w:t>18:00-18:20 下塔（5 人 463 階下行+頂部停留實務 15-20 分鐘）</w:t>
+        <w:br/>
+        <w:t>18:20-18:30 取回寄存行李、廣場最後拍照</w:t>
+        <w:br/>
+        <w:t>18:30-18:50 步行老橋 Ponte Vecchio 過河到南岸（步行 14 分鐘）</w:t>
+        <w:br/>
+        <w:t>19:00  抵達 Osteria del Cinghiale Bianco（白野豬），現場候位 — Bistecca alla Fiorentina（佛羅倫斯丁骨牛排）</w:t>
+        <w:br/>
+        <w:t xml:space="preserve">       |  18:00-22:30 營業；19:00 屬晚餐早段，5 人桌相對好等</w:t>
+        <w:br/>
+        <w:t>~21:00 佛羅倫斯日落（2026/6/19 約 21:00 CEST）— 用餐窗外的藍調時刻</w:t>
       </w:r>
     </w:p>
     <w:p>
@@ -1786,6 +2232,19 @@
       </w:pPr>
     </w:p>
     <w:p>
+      <w:r>
+        <w:br w:type="page"/>
+      </w:r>
+    </w:p>
+    <w:p>
+      <w:pPr>
+        <w:pStyle w:val="Heading2"/>
+      </w:pPr>
+      <w:r>
+        <w:t>三、建築群逐一導覽</w:t>
+      </w:r>
+    </w:p>
+    <w:p>
       <w:pPr>
         <w:pStyle w:val="Heading3"/>
       </w:pPr>
@@ -1829,7 +2288,20 @@
         <w:rPr>
           <w:rFonts w:ascii="Microsoft JhengHei" w:hAnsi="Microsoft JhengHei" w:eastAsia="Microsoft JhengHei"/>
         </w:rPr>
-        <w:t>這座穹頂是佛羅倫斯的天際線靈魂。1420 年，當時沒有人知道怎麼蓋這麼大的圓頂（直徑 45 公尺），因為傳統方法需要的木製鷹架根本蓋不了這麼高。建築師菲利波·布魯內列斯基（Filippo Brunelleschi）想出了「雙層殼體」的天才方案——兩層磚牆之間留出空隙，靠魚骨狀的砌磚方式自我支撐，完全不用鷹架。工程歷時 16 年（1420–1436），至今仍被譽為工程奇蹟。</w:t>
+        <w:t>這座穹頂是佛羅倫斯的天際線靈魂。1420 年，當時沒有人知道怎麼蓋這麼大的圓頂（直徑 45 公尺），因為傳統方法需要的木製鷹架根本蓋不了這麼高。建築師菲利波・布魯內列斯基（</w:t>
+      </w:r>
+      <w:r>
+        <w:rPr>
+          <w:rFonts w:ascii="Microsoft JhengHei" w:hAnsi="Microsoft JhengHei" w:eastAsia="Microsoft JhengHei"/>
+          <w:b/>
+        </w:rPr>
+        <w:t>Filippo Brunelleschi, 1377-1446</w:t>
+      </w:r>
+      <w:r>
+        <w:rPr>
+          <w:rFonts w:ascii="Microsoft JhengHei" w:hAnsi="Microsoft JhengHei" w:eastAsia="Microsoft JhengHei"/>
+        </w:rPr>
+        <w:t>）想出了「雙層殼體」的天才方案——兩層磚牆之間留出空隙，靠魚骨狀的砌磚方式自我支撐，完全不用鷹架。工程歷時 16 年（1420–1436），至今仍被譽為工程奇蹟。</w:t>
       </w:r>
     </w:p>
     <w:p>
@@ -2028,7 +2500,7 @@
                 <w:rFonts w:ascii="Microsoft JhengHei" w:hAnsi="Microsoft JhengHei" w:eastAsia="Microsoft JhengHei"/>
                 <w:sz w:val="19"/>
               </w:rPr>
-              <w:t>約 45–60 分鐘（含排隊、登頂、拍照）</w:t>
+              <w:t>約 45–60 分鐘（含登頂、拍照、下塔）</w:t>
             </w:r>
           </w:p>
         </w:tc>
@@ -2188,14 +2660,14 @@
                 <w:b/>
                 <w:sz w:val="19"/>
               </w:rPr>
-              <w:t>身分證件</w:t>
+              <w:t>護照原件或數位副本</w:t>
             </w:r>
             <w:r>
               <w:rPr>
                 <w:rFonts w:ascii="Microsoft JhengHei" w:hAnsi="Microsoft JhengHei" w:eastAsia="Microsoft JhengHei"/>
                 <w:sz w:val="19"/>
               </w:rPr>
-              <w:t>（護照原件或數位副本，2025/3/1 起入口會查驗，票上姓名須一致）</w:t>
+              <w:t>（2025/3/1 起入口會查驗，票上姓名須一致）</w:t>
             </w:r>
           </w:p>
         </w:tc>
@@ -2407,7 +2879,22 @@
           <w:rFonts w:ascii="Microsoft JhengHei" w:hAnsi="Microsoft JhengHei" w:eastAsia="Microsoft JhengHei"/>
           <w:sz w:val="21"/>
         </w:rPr>
-        <w:t>• 這裡是佛羅倫斯最佳拍照點之一</w:t>
+        <w:t xml:space="preserve">• </w:t>
+      </w:r>
+      <w:r>
+        <w:rPr>
+          <w:rFonts w:ascii="Microsoft JhengHei" w:hAnsi="Microsoft JhengHei" w:eastAsia="Microsoft JhengHei"/>
+          <w:b/>
+          <w:sz w:val="21"/>
+        </w:rPr>
+        <w:t>17:15 的黃金時段</w:t>
+      </w:r>
+      <w:r>
+        <w:rPr>
+          <w:rFonts w:ascii="Microsoft JhengHei" w:hAnsi="Microsoft JhengHei" w:eastAsia="Microsoft JhengHei"/>
+          <w:sz w:val="21"/>
+        </w:rPr>
+        <w:t xml:space="preserve"> — 陽光角度變低、光線柔和，紅磚屋頂帶有金色調</w:t>
       </w:r>
     </w:p>
     <w:p>
@@ -2416,7 +2903,7 @@
         <w:rPr>
           <w:rFonts w:ascii="Microsoft JhengHei" w:hAnsi="Microsoft JhengHei" w:eastAsia="Microsoft JhengHei"/>
         </w:rPr>
-        <w:t>#### 實用提醒</w:t>
+        <w:t>#### 17:15 場專用提醒</w:t>
       </w:r>
     </w:p>
     <w:p>
@@ -2470,7 +2957,37 @@
           <w:rFonts w:ascii="Microsoft JhengHei" w:hAnsi="Microsoft JhengHei" w:eastAsia="Microsoft JhengHei"/>
           <w:sz w:val="21"/>
         </w:rPr>
-        <w:t>：大型背包不能帶入，建議只帶小包（寄物處在教堂對面）</w:t>
+        <w:t>：</w:t>
+      </w:r>
+      <w:r>
+        <w:rPr>
+          <w:rFonts w:ascii="Microsoft JhengHei" w:hAnsi="Microsoft JhengHei" w:eastAsia="Microsoft JhengHei"/>
+          <w:b/>
+          <w:sz w:val="21"/>
+        </w:rPr>
+        <w:t>任何尺寸的背包都須先寄放</w:t>
+      </w:r>
+      <w:r>
+        <w:rPr>
+          <w:rFonts w:ascii="Microsoft JhengHei" w:hAnsi="Microsoft JhengHei" w:eastAsia="Microsoft JhengHei"/>
+          <w:sz w:val="21"/>
+        </w:rPr>
+        <w:t xml:space="preserve">，寄物處在 </w:t>
+      </w:r>
+      <w:r>
+        <w:rPr>
+          <w:rFonts w:ascii="Microsoft JhengHei" w:hAnsi="Microsoft JhengHei" w:eastAsia="Microsoft JhengHei"/>
+          <w:b/>
+          <w:sz w:val="21"/>
+        </w:rPr>
+        <w:t>Piazza Duomo 38/r</w:t>
+      </w:r>
+      <w:r>
+        <w:rPr>
+          <w:rFonts w:ascii="Microsoft JhengHei" w:hAnsi="Microsoft JhengHei" w:eastAsia="Microsoft JhengHei"/>
+          <w:sz w:val="21"/>
+        </w:rPr>
+        <w:t>（靠近主教座堂博物館入口旁）</w:t>
       </w:r>
     </w:p>
     <w:p>
@@ -2497,7 +3014,7 @@
           <w:rFonts w:ascii="Microsoft JhengHei" w:hAnsi="Microsoft JhengHei" w:eastAsia="Microsoft JhengHei"/>
           <w:sz w:val="21"/>
         </w:rPr>
-        <w:t>：不能帶水瓶進穹頂，先喝飽再上去</w:t>
+        <w:t>：不能帶水瓶進穹頂，先喝飽再上去；下午午休時補水</w:t>
       </w:r>
     </w:p>
     <w:p>
@@ -2524,7 +3041,7 @@
           <w:rFonts w:ascii="Microsoft JhengHei" w:hAnsi="Microsoft JhengHei" w:eastAsia="Microsoft JhengHei"/>
           <w:sz w:val="21"/>
         </w:rPr>
-        <w:t>：因為會經過教堂內部，不可穿無袖上衣、短褲或迷你裙（需過膝）</w:t>
+        <w:t>：因為會經過教堂內部（穹頂內），不可穿無袖上衣、短褲或迷你裙（需過膝）</w:t>
       </w:r>
     </w:p>
     <w:p>
@@ -2559,14 +3076,98 @@
           <w:b/>
           <w:sz w:val="21"/>
         </w:rPr>
-        <w:t>官方僅給 5 分鐘遲到寬限</w:t>
+        <w:t>17:15 sharp 無遲到寬限</w:t>
       </w:r>
       <w:r>
         <w:rPr>
           <w:rFonts w:ascii="Microsoft JhengHei" w:hAnsi="Microsoft JhengHei" w:eastAsia="Microsoft JhengHei"/>
           <w:sz w:val="21"/>
         </w:rPr>
-        <w:t>，09:00 預約最晚 09:05 入場（不是 30 分鐘）</w:t>
+        <w:t>，逾時不可補救 — 17:10 必須在入口</w:t>
+      </w:r>
+    </w:p>
+    <w:p>
+      <w:pPr>
+        <w:ind w:left="454" w:hanging="227"/>
+      </w:pPr>
+      <w:r>
+        <w:rPr>
+          <w:rFonts w:ascii="Microsoft JhengHei" w:hAnsi="Microsoft JhengHei" w:eastAsia="Microsoft JhengHei"/>
+          <w:sz w:val="21"/>
+        </w:rPr>
+        <w:t xml:space="preserve">• </w:t>
+      </w:r>
+      <w:r>
+        <w:rPr>
+          <w:rFonts w:ascii="Microsoft JhengHei" w:hAnsi="Microsoft JhengHei" w:eastAsia="Microsoft JhengHei"/>
+          <w:b/>
+          <w:sz w:val="21"/>
+        </w:rPr>
+        <w:t>體溫</w:t>
+      </w:r>
+      <w:r>
+        <w:rPr>
+          <w:rFonts w:ascii="Microsoft JhengHei" w:hAnsi="Microsoft JhengHei" w:eastAsia="Microsoft JhengHei"/>
+          <w:sz w:val="21"/>
+        </w:rPr>
+        <w:t>：傍晚比中午涼但 463 階體力消耗大，</w:t>
+      </w:r>
+      <w:r>
+        <w:rPr>
+          <w:rFonts w:ascii="Microsoft JhengHei" w:hAnsi="Microsoft JhengHei" w:eastAsia="Microsoft JhengHei"/>
+          <w:b/>
+          <w:sz w:val="21"/>
+        </w:rPr>
+        <w:t>爬完會大量出汗</w:t>
+      </w:r>
+      <w:r>
+        <w:rPr>
+          <w:rFonts w:ascii="Microsoft JhengHei" w:hAnsi="Microsoft JhengHei" w:eastAsia="Microsoft JhengHei"/>
+          <w:sz w:val="21"/>
+        </w:rPr>
+        <w:t xml:space="preserve"> — 帶</w:t>
+      </w:r>
+      <w:r>
+        <w:rPr>
+          <w:rFonts w:ascii="Microsoft JhengHei" w:hAnsi="Microsoft JhengHei" w:eastAsia="Microsoft JhengHei"/>
+          <w:b/>
+          <w:sz w:val="21"/>
+        </w:rPr>
+        <w:t>擦汗小毛巾或濕紙巾</w:t>
+      </w:r>
+      <w:r>
+        <w:rPr>
+          <w:rFonts w:ascii="Microsoft JhengHei" w:hAnsi="Microsoft JhengHei" w:eastAsia="Microsoft JhengHei"/>
+          <w:sz w:val="21"/>
+        </w:rPr>
+        <w:t>，補水用礦泉水</w:t>
+      </w:r>
+    </w:p>
+    <w:p>
+      <w:pPr>
+        <w:ind w:left="454" w:hanging="227"/>
+      </w:pPr>
+      <w:r>
+        <w:rPr>
+          <w:rFonts w:ascii="Microsoft JhengHei" w:hAnsi="Microsoft JhengHei" w:eastAsia="Microsoft JhengHei"/>
+          <w:sz w:val="21"/>
+        </w:rPr>
+        <w:t xml:space="preserve">• </w:t>
+      </w:r>
+      <w:r>
+        <w:rPr>
+          <w:rFonts w:ascii="Microsoft JhengHei" w:hAnsi="Microsoft JhengHei" w:eastAsia="Microsoft JhengHei"/>
+          <w:b/>
+          <w:sz w:val="21"/>
+        </w:rPr>
+        <w:t>手機/相機</w:t>
+      </w:r>
+      <w:r>
+        <w:rPr>
+          <w:rFonts w:ascii="Microsoft JhengHei" w:hAnsi="Microsoft JhengHei" w:eastAsia="Microsoft JhengHei"/>
+          <w:sz w:val="21"/>
+        </w:rPr>
+        <w:t>：可以帶，但建議掛繩確保不會在窄梯掉落</w:t>
       </w:r>
     </w:p>
     <w:p>
@@ -2612,7 +3213,7 @@
         <w:rPr>
           <w:rFonts w:ascii="Microsoft JhengHei" w:hAnsi="Microsoft JhengHei" w:eastAsia="Microsoft JhengHei"/>
         </w:rPr>
-        <w:t>#### 免費入場</w:t>
+        <w:t>#### 6/19 上午免費入場（10:15-12:00 之間任何時段）</w:t>
       </w:r>
     </w:p>
     <w:p>
@@ -2662,30 +3263,6 @@
     </w:p>
     <w:p>
       <w:pPr>
-        <w:ind w:left="454" w:hanging="227"/>
-      </w:pPr>
-      <w:r>
-        <w:rPr>
-          <w:rFonts w:ascii="Microsoft JhengHei" w:hAnsi="Microsoft JhengHei" w:eastAsia="Microsoft JhengHei"/>
-          <w:sz w:val="21"/>
-        </w:rPr>
-        <w:t>• 雖然登頂時會近距離看，但從 90 公尺下的地面仰望，感受又完全不同</w:t>
-      </w:r>
-    </w:p>
-    <w:p>
-      <w:pPr>
-        <w:ind w:left="454" w:hanging="227"/>
-      </w:pPr>
-      <w:r>
-        <w:rPr>
-          <w:rFonts w:ascii="Microsoft JhengHei" w:hAnsi="Microsoft JhengHei" w:eastAsia="Microsoft JhengHei"/>
-          <w:sz w:val="21"/>
-        </w:rPr>
-        <w:t>• 這幅壁畫的構圖分為上下兩部分：上方是天堂、天使與聖人；下方是地獄、惡魔與罪人</w:t>
-      </w:r>
-    </w:p>
-    <w:p>
-      <w:pPr>
         <w:ind w:left="454" w:hanging="283"/>
       </w:pPr>
       <w:r>
@@ -2701,49 +3278,14 @@
           <w:b/>
           <w:sz w:val="21"/>
         </w:rPr>
-        <w:t>保羅·烏切洛的時鐘（Orologio di Paolo Uccello）</w:t>
+        <w:t>保羅·烏切洛的時鐘</w:t>
       </w:r>
       <w:r>
         <w:rPr>
           <w:rFonts w:ascii="Microsoft JhengHei" w:hAnsi="Microsoft JhengHei" w:eastAsia="Microsoft JhengHei"/>
           <w:sz w:val="21"/>
         </w:rPr>
-      </w:r>
-    </w:p>
-    <w:p>
-      <w:pPr>
-        <w:ind w:left="454" w:hanging="227"/>
-      </w:pPr>
-      <w:r>
-        <w:rPr>
-          <w:rFonts w:ascii="Microsoft JhengHei" w:hAnsi="Microsoft JhengHei" w:eastAsia="Microsoft JhengHei"/>
-          <w:sz w:val="21"/>
-        </w:rPr>
-        <w:t>• 位於大門正上方內側牆面</w:t>
-      </w:r>
-    </w:p>
-    <w:p>
-      <w:pPr>
-        <w:ind w:left="454" w:hanging="227"/>
-      </w:pPr>
-      <w:r>
-        <w:rPr>
-          <w:rFonts w:ascii="Microsoft JhengHei" w:hAnsi="Microsoft JhengHei" w:eastAsia="Microsoft JhengHei"/>
-          <w:sz w:val="21"/>
-        </w:rPr>
-        <w:t>• 1443 年繪製的 24 小時制時鐘（指針逆時針轉動），四角有四位先知的畫像</w:t>
-      </w:r>
-    </w:p>
-    <w:p>
-      <w:pPr>
-        <w:ind w:left="454" w:hanging="227"/>
-      </w:pPr>
-      <w:r>
-        <w:rPr>
-          <w:rFonts w:ascii="Microsoft JhengHei" w:hAnsi="Microsoft JhengHei" w:eastAsia="Microsoft JhengHei"/>
-          <w:sz w:val="21"/>
-        </w:rPr>
-        <w:t>• 這是少數仍在運作的文藝復興時鐘</w:t>
+        <w:t xml:space="preserve"> — 1443 年 24 小時制逆時針時鐘</w:t>
       </w:r>
     </w:p>
     <w:p>
@@ -2770,42 +3312,7 @@
           <w:rFonts w:ascii="Microsoft JhengHei" w:hAnsi="Microsoft JhengHei" w:eastAsia="Microsoft JhengHei"/>
           <w:sz w:val="21"/>
         </w:rPr>
-      </w:r>
-    </w:p>
-    <w:p>
-      <w:pPr>
-        <w:ind w:left="454" w:hanging="227"/>
-      </w:pPr>
-      <w:r>
-        <w:rPr>
-          <w:rFonts w:ascii="Microsoft JhengHei" w:hAnsi="Microsoft JhengHei" w:eastAsia="Microsoft JhengHei"/>
-          <w:sz w:val="21"/>
-        </w:rPr>
-        <w:t>• 左側中殿牆壁上，多梅尼科·迪·米凱利諾（Domenico di Michelino）1465 年的作品</w:t>
-      </w:r>
-    </w:p>
-    <w:p>
-      <w:pPr>
-        <w:ind w:left="454" w:hanging="227"/>
-      </w:pPr>
-      <w:r>
-        <w:rPr>
-          <w:rFonts w:ascii="Microsoft JhengHei" w:hAnsi="Microsoft JhengHei" w:eastAsia="Microsoft JhengHei"/>
-          <w:sz w:val="21"/>
-        </w:rPr>
-        <w:t>• 但丁手持《神曲》，背景是佛羅倫斯城和百花大教堂穹頂</w:t>
-      </w:r>
-    </w:p>
-    <w:p>
-      <w:pPr>
-        <w:ind w:left="454" w:hanging="227"/>
-      </w:pPr>
-      <w:r>
-        <w:rPr>
-          <w:rFonts w:ascii="Microsoft JhengHei" w:hAnsi="Microsoft JhengHei" w:eastAsia="Microsoft JhengHei"/>
-          <w:sz w:val="21"/>
-        </w:rPr>
-        <w:t>• 有趣的是：畫中的穹頂在但丁生前尚未建成，這是藝術家的「穿越」想像</w:t>
+        <w:t xml:space="preserve"> — 多梅尼科·迪·米凱利諾 1465 年作品</w:t>
       </w:r>
     </w:p>
     <w:p>
@@ -2832,30 +3339,7 @@
           <w:rFonts w:ascii="Microsoft JhengHei" w:hAnsi="Microsoft JhengHei" w:eastAsia="Microsoft JhengHei"/>
           <w:sz w:val="21"/>
         </w:rPr>
-      </w:r>
-    </w:p>
-    <w:p>
-      <w:pPr>
-        <w:ind w:left="454" w:hanging="227"/>
-      </w:pPr>
-      <w:r>
-        <w:rPr>
-          <w:rFonts w:ascii="Microsoft JhengHei" w:hAnsi="Microsoft JhengHei" w:eastAsia="Microsoft JhengHei"/>
-          <w:sz w:val="21"/>
-        </w:rPr>
-        <w:t>• 在教堂內部就能看到通往地下的入口（需有 Brunelleschi Pass）</w:t>
-      </w:r>
-    </w:p>
-    <w:p>
-      <w:pPr>
-        <w:ind w:left="454" w:hanging="227"/>
-      </w:pPr>
-      <w:r>
-        <w:rPr>
-          <w:rFonts w:ascii="Microsoft JhengHei" w:hAnsi="Microsoft JhengHei" w:eastAsia="Microsoft JhengHei"/>
-          <w:sz w:val="21"/>
-        </w:rPr>
-        <w:t>• 可看到 4–5 世紀古教堂的馬賽克地板遺跡與布魯內列斯基的墓碑</w:t>
+        <w:t xml:space="preserve"> — 鐘樓旁 Porta Campanile 下樓</w:t>
       </w:r>
     </w:p>
     <w:p>
@@ -2882,6 +3366,16 @@
           <w:rFonts w:ascii="Microsoft JhengHei" w:hAnsi="Microsoft JhengHei" w:eastAsia="Microsoft JhengHei"/>
           <w:sz w:val="21"/>
         </w:rPr>
+        <w:t xml:space="preserve"> — 吉貝爾蒂、多納太羅等設計</w:t>
+      </w:r>
+    </w:p>
+    <w:p>
+      <w:pPr/>
+      <w:r>
+        <w:rPr>
+          <w:rFonts w:ascii="Microsoft JhengHei" w:hAnsi="Microsoft JhengHei" w:eastAsia="Microsoft JhengHei"/>
+        </w:rPr>
+        <w:t>#### 服裝規定（嚴格執行）</w:t>
       </w:r>
     </w:p>
     <w:p>
@@ -2893,7 +3387,7 @@
           <w:rFonts w:ascii="Microsoft JhengHei" w:hAnsi="Microsoft JhengHei" w:eastAsia="Microsoft JhengHei"/>
           <w:sz w:val="21"/>
         </w:rPr>
-        <w:t>• 出自多位文藝復興大師之手，包含吉貝爾蒂（Ghiberti）和多納太羅（Donatello）的設計</w:t>
+        <w:t>• 肩膀必須遮蓋（不可穿無袖、細肩帶）</w:t>
       </w:r>
     </w:p>
     <w:p>
@@ -2905,40 +3399,22 @@
           <w:rFonts w:ascii="Microsoft JhengHei" w:hAnsi="Microsoft JhengHei" w:eastAsia="Microsoft JhengHei"/>
           <w:sz w:val="21"/>
         </w:rPr>
-        <w:t>• 特別留意穹頂底部的八面圓形花窗（oculi）</w:t>
-      </w:r>
-    </w:p>
-    <w:p>
-      <w:pPr/>
+        <w:t>• 裙子/褲子必須過膝（</w:t>
+      </w:r>
       <w:r>
         <w:rPr>
           <w:rFonts w:ascii="Microsoft JhengHei" w:hAnsi="Microsoft JhengHei" w:eastAsia="Microsoft JhengHei"/>
+          <w:b/>
+          <w:sz w:val="21"/>
         </w:rPr>
-        <w:t>#### 服裝規定（嚴格執行）</w:t>
-      </w:r>
-    </w:p>
-    <w:p>
-      <w:pPr>
-        <w:ind w:left="454" w:hanging="227"/>
-      </w:pPr>
+        <w:t>禁夾腳拖</w:t>
+      </w:r>
       <w:r>
         <w:rPr>
           <w:rFonts w:ascii="Microsoft JhengHei" w:hAnsi="Microsoft JhengHei" w:eastAsia="Microsoft JhengHei"/>
           <w:sz w:val="21"/>
         </w:rPr>
-        <w:t>• 肩膀必須遮蓋（不可穿無袖、細肩帶）</w:t>
-      </w:r>
-    </w:p>
-    <w:p>
-      <w:pPr>
-        <w:ind w:left="454" w:hanging="227"/>
-      </w:pPr>
-      <w:r>
-        <w:rPr>
-          <w:rFonts w:ascii="Microsoft JhengHei" w:hAnsi="Microsoft JhengHei" w:eastAsia="Microsoft JhengHei"/>
-          <w:sz w:val="21"/>
-        </w:rPr>
-        <w:t>• 裙子/褲子必須過膝</w:t>
+        <w:t>）</w:t>
       </w:r>
     </w:p>
     <w:p>
@@ -2978,7 +3454,7 @@
         <w:pStyle w:val="Heading3"/>
       </w:pPr>
       <w:r>
-        <w:t>3. 喬托鐘樓（Campanile di Giotto）</w:t>
+        <w:t>3. 喬托鐘樓（Campanile di Giotto）— 本團建議放棄</w:t>
       </w:r>
     </w:p>
     <w:p>
@@ -2987,28 +3463,20 @@
         <w:rPr>
           <w:rFonts w:ascii="Microsoft JhengHei" w:hAnsi="Microsoft JhengHei" w:eastAsia="Microsoft JhengHei"/>
         </w:rPr>
+        <w:t xml:space="preserve">⚠ </w:t>
       </w:r>
       <w:r>
         <w:rPr>
           <w:rFonts w:ascii="Microsoft JhengHei" w:hAnsi="Microsoft JhengHei" w:eastAsia="Microsoft JhengHei"/>
           <w:b/>
         </w:rPr>
-        <w:t>一句話摘要</w:t>
+        <w:t>6/19 同日已要登 463 階圓頂</w:t>
       </w:r>
       <w:r>
         <w:rPr>
           <w:rFonts w:ascii="Microsoft JhengHei" w:hAnsi="Microsoft JhengHei" w:eastAsia="Microsoft JhengHei"/>
         </w:rPr>
-        <w:t>：方形鐘樓，414 階登頂可從最佳角度拍到穹頂全貌。</w:t>
-      </w:r>
-    </w:p>
-    <w:p>
-      <w:pPr/>
-      <w:r>
-        <w:rPr>
-          <w:rFonts w:ascii="Microsoft JhengHei" w:hAnsi="Microsoft JhengHei" w:eastAsia="Microsoft JhengHei"/>
-        </w:rPr>
-        <w:t>#### 基本資訊</w:t>
+        <w:t>，鐘樓 414 階建議放棄，留體力給傍晚的主秀。</w:t>
       </w:r>
     </w:p>
     <w:tbl>
@@ -3203,128 +3671,64 @@
           </w:p>
         </w:tc>
       </w:tr>
-      <w:tr>
-        <w:tc>
-          <w:tcPr>
-            <w:tcW w:type="dxa" w:w="4536"/>
-            <w:shd w:fill="EBF5FB"/>
-          </w:tcPr>
-          <w:p>
-            <w:r/>
-            <w:r>
-              <w:rPr>
-                <w:rFonts w:ascii="Microsoft JhengHei" w:hAnsi="Microsoft JhengHei" w:eastAsia="Microsoft JhengHei"/>
-                <w:sz w:val="19"/>
-              </w:rPr>
-            </w:r>
-            <w:r>
-              <w:rPr>
-                <w:rFonts w:ascii="Microsoft JhengHei" w:hAnsi="Microsoft JhengHei" w:eastAsia="Microsoft JhengHei"/>
-                <w:b/>
-                <w:sz w:val="19"/>
-              </w:rPr>
-              <w:t>中途休息平台</w:t>
-            </w:r>
-            <w:r>
-              <w:rPr>
-                <w:rFonts w:ascii="Microsoft JhengHei" w:hAnsi="Microsoft JhengHei" w:eastAsia="Microsoft JhengHei"/>
-                <w:sz w:val="19"/>
-              </w:rPr>
-            </w:r>
-          </w:p>
-        </w:tc>
-        <w:tc>
-          <w:tcPr>
-            <w:tcW w:type="dxa" w:w="4536"/>
-            <w:shd w:fill="EBF5FB"/>
-          </w:tcPr>
-          <w:p>
-            <w:r/>
-            <w:r>
-              <w:rPr>
-                <w:rFonts w:ascii="Microsoft JhengHei" w:hAnsi="Microsoft JhengHei" w:eastAsia="Microsoft JhengHei"/>
-                <w:sz w:val="19"/>
-              </w:rPr>
-              <w:t>有 2 個觀景平台可休息</w:t>
-            </w:r>
-          </w:p>
-        </w:tc>
-      </w:tr>
     </w:tbl>
     <w:p/>
     <w:p>
+      <w:pPr>
+        <w:spacing w:before="40" w:after="40"/>
+        <w:pBdr>
+          <w:bottom w:val="single" w:sz="4" w:space="1" w:color="BDC3C7"/>
+        </w:pBdr>
+      </w:pPr>
+    </w:p>
+    <w:p>
+      <w:pPr>
+        <w:pStyle w:val="Heading3"/>
+      </w:pPr>
+      <w:r>
+        <w:t>4. 洗禮堂（Battistero di San Giovanni）</w:t>
+      </w:r>
+    </w:p>
+    <w:p>
       <w:pPr/>
       <w:r>
         <w:rPr>
           <w:rFonts w:ascii="Microsoft JhengHei" w:hAnsi="Microsoft JhengHei" w:eastAsia="Microsoft JhengHei"/>
         </w:rPr>
-        <w:t>#### 為什麼值得爬</w:t>
+      </w:r>
+      <w:r>
+        <w:rPr>
+          <w:rFonts w:ascii="Microsoft JhengHei" w:hAnsi="Microsoft JhengHei" w:eastAsia="Microsoft JhengHei"/>
+          <w:b/>
+        </w:rPr>
+        <w:t>一句話摘要</w:t>
+      </w:r>
+      <w:r>
+        <w:rPr>
+          <w:rFonts w:ascii="Microsoft JhengHei" w:hAnsi="Microsoft JhengHei" w:eastAsia="Microsoft JhengHei"/>
+        </w:rPr>
+        <w:t>：佛羅倫斯最古老的建築之一，金色馬賽克穹頂讓你想起拜占庭的輝煌（修復中）。</w:t>
+      </w:r>
+    </w:p>
+    <w:p>
+      <w:pPr/>
+      <w:r>
+        <w:rPr>
+          <w:rFonts w:ascii="Microsoft JhengHei" w:hAnsi="Microsoft JhengHei" w:eastAsia="Microsoft JhengHei"/>
+        </w:rPr>
+        <w:t>#### 三大看點</w:t>
       </w:r>
     </w:p>
     <w:p>
       <w:pPr>
-        <w:ind w:left="454" w:hanging="227"/>
+        <w:ind w:left="454" w:hanging="283"/>
       </w:pPr>
       <w:r>
         <w:rPr>
           <w:rFonts w:ascii="Microsoft JhengHei" w:hAnsi="Microsoft JhengHei" w:eastAsia="Microsoft JhengHei"/>
           <w:sz w:val="21"/>
         </w:rPr>
-        <w:t>• 從鐘樓頂部可以拍到「穹頂＋佛羅倫斯老城」的經典構圖，這是穹頂上拍不到的角度</w:t>
-      </w:r>
-    </w:p>
-    <w:p>
-      <w:pPr>
-        <w:ind w:left="454" w:hanging="227"/>
-      </w:pPr>
-      <w:r>
-        <w:rPr>
-          <w:rFonts w:ascii="Microsoft JhengHei" w:hAnsi="Microsoft JhengHei" w:eastAsia="Microsoft JhengHei"/>
-          <w:sz w:val="21"/>
-        </w:rPr>
-        <w:t>• 比穹頂寬敞、不用預約時段，彈性高</w:t>
-      </w:r>
-    </w:p>
-    <w:p>
-      <w:pPr>
-        <w:ind w:left="454" w:hanging="227"/>
-      </w:pPr>
-      <w:r>
-        <w:rPr>
-          <w:rFonts w:ascii="Microsoft JhengHei" w:hAnsi="Microsoft JhengHei" w:eastAsia="Microsoft JhengHei"/>
-          <w:sz w:val="21"/>
-        </w:rPr>
-        <w:t>• 中途兩個平台可以喘口氣，比穹頂友善</w:t>
-      </w:r>
-    </w:p>
-    <w:p>
-      <w:pPr/>
-      <w:r>
-        <w:rPr>
-          <w:rFonts w:ascii="Microsoft JhengHei" w:hAnsi="Microsoft JhengHei" w:eastAsia="Microsoft JhengHei"/>
-        </w:rPr>
-        <w:t>#### 取捨建議</w:t>
-      </w:r>
-    </w:p>
-    <w:p>
-      <w:pPr/>
-      <w:r>
-        <w:rPr>
-          <w:rFonts w:ascii="Microsoft JhengHei" w:hAnsi="Microsoft JhengHei" w:eastAsia="Microsoft JhengHei"/>
-        </w:rPr>
-        <w:t>如果 5 人中有人體力不足以爬兩座塔（穹頂 463 階 + 鐘樓 414 階 = 877 階），建議：</w:t>
-      </w:r>
-    </w:p>
-    <w:p>
-      <w:pPr>
-        <w:ind w:left="454" w:hanging="227"/>
-      </w:pPr>
-      <w:r>
-        <w:rPr>
-          <w:rFonts w:ascii="Microsoft JhengHei" w:hAnsi="Microsoft JhengHei" w:eastAsia="Microsoft JhengHei"/>
-          <w:sz w:val="21"/>
-        </w:rPr>
-        <w:t xml:space="preserve">• </w:t>
+        <w:t xml:space="preserve">1. </w:t>
       </w:r>
       <w:r>
         <w:rPr>
@@ -3332,26 +3736,26 @@
           <w:b/>
           <w:sz w:val="21"/>
         </w:rPr>
-        <w:t>體力好的人</w:t>
+        <w:t>天堂之門（Porta del Paradiso）</w:t>
       </w:r>
       <w:r>
         <w:rPr>
           <w:rFonts w:ascii="Microsoft JhengHei" w:hAnsi="Microsoft JhengHei" w:eastAsia="Microsoft JhengHei"/>
           <w:sz w:val="21"/>
         </w:rPr>
-        <w:t>：兩座都爬</w:t>
+        <w:t xml:space="preserve"> — 廣場上的是複製品，真跡在博物館</w:t>
       </w:r>
     </w:p>
     <w:p>
       <w:pPr>
-        <w:ind w:left="454" w:hanging="227"/>
+        <w:ind w:left="454" w:hanging="283"/>
       </w:pPr>
       <w:r>
         <w:rPr>
           <w:rFonts w:ascii="Microsoft JhengHei" w:hAnsi="Microsoft JhengHei" w:eastAsia="Microsoft JhengHei"/>
           <w:sz w:val="21"/>
         </w:rPr>
-        <w:t xml:space="preserve">• </w:t>
+        <w:t xml:space="preserve">2. </w:t>
       </w:r>
       <w:r>
         <w:rPr>
@@ -3359,14 +3763,41 @@
           <w:b/>
           <w:sz w:val="21"/>
         </w:rPr>
-        <w:t>體力一般的人</w:t>
+        <w:t>金色馬賽克穹頂</w:t>
       </w:r>
       <w:r>
         <w:rPr>
           <w:rFonts w:ascii="Microsoft JhengHei" w:hAnsi="Microsoft JhengHei" w:eastAsia="Microsoft JhengHei"/>
           <w:sz w:val="21"/>
         </w:rPr>
-        <w:t>：只爬穹頂（壁畫 + 穹頂結構是獨一無二的體驗，鐘樓的景色雖好但可替代）</w:t>
+        <w:t xml:space="preserve"> ⚠ 修復至 2028 年，地面看被鷹架遮蔽（另有近距離鷹架導覽方案）</w:t>
+      </w:r>
+    </w:p>
+    <w:p>
+      <w:pPr>
+        <w:ind w:left="454" w:hanging="283"/>
+      </w:pPr>
+      <w:r>
+        <w:rPr>
+          <w:rFonts w:ascii="Microsoft JhengHei" w:hAnsi="Microsoft JhengHei" w:eastAsia="Microsoft JhengHei"/>
+          <w:sz w:val="21"/>
+        </w:rPr>
+        <w:t xml:space="preserve">3. </w:t>
+      </w:r>
+      <w:r>
+        <w:rPr>
+          <w:rFonts w:ascii="Microsoft JhengHei" w:hAnsi="Microsoft JhengHei" w:eastAsia="Microsoft JhengHei"/>
+          <w:b/>
+          <w:sz w:val="21"/>
+        </w:rPr>
+        <w:t>反教宗約翰二十三世的墓碑</w:t>
+      </w:r>
+      <w:r>
+        <w:rPr>
+          <w:rFonts w:ascii="Microsoft JhengHei" w:hAnsi="Microsoft JhengHei" w:eastAsia="Microsoft JhengHei"/>
+          <w:sz w:val="21"/>
+        </w:rPr>
+        <w:t xml:space="preserve"> — 多納太羅與米開羅佐合作</w:t>
       </w:r>
     </w:p>
     <w:p>
@@ -3382,7 +3813,7 @@
         <w:pStyle w:val="Heading3"/>
       </w:pPr>
       <w:r>
-        <w:t>4. 洗禮堂（Battistero di San Giovanni）</w:t>
+        <w:t>5. 主教座堂博物館（Museo dell'Opera del Duomo）</w:t>
       </w:r>
     </w:p>
     <w:p>
@@ -3397,30 +3828,13 @@
           <w:rFonts w:ascii="Microsoft JhengHei" w:hAnsi="Microsoft JhengHei" w:eastAsia="Microsoft JhengHei"/>
           <w:b/>
         </w:rPr>
-        <w:t>一句話摘要</w:t>
+        <w:t>6/19 上午 11:30-12:30 重頭戲</w:t>
       </w:r>
       <w:r>
         <w:rPr>
           <w:rFonts w:ascii="Microsoft JhengHei" w:hAnsi="Microsoft JhengHei" w:eastAsia="Microsoft JhengHei"/>
         </w:rPr>
-        <w:t>：佛羅倫斯最古老的建築之一，金色馬賽克穹頂讓你想起拜占庭的輝煌。</w:t>
-      </w:r>
-    </w:p>
-    <w:p>
-      <w:pPr>
-        <w:ind w:left="283"/>
-        <w:pBdr>
-          <w:left w:val="single" w:sz="12" w:space="4" w:color="2E86C1"/>
-        </w:pBdr>
-        <w:shd w:fill="EBF5FB"/>
-      </w:pPr>
-      <w:r>
-        <w:rPr>
-          <w:rFonts w:ascii="Microsoft JhengHei" w:hAnsi="Microsoft JhengHei" w:eastAsia="Microsoft JhengHei"/>
-          <w:color w:val="5D6D7E"/>
-          <w:sz w:val="21"/>
-        </w:rPr>
-        <w:t>注意：行程表將洗禮堂排在 6/20（Day 7）下午 16:30，但如果 6/19 有餘裕也可以順便參觀（Pass 72 小時內有效）。</w:t>
+        <w:t>：室內冷氣 + 三件國寶集中</w:t>
       </w:r>
     </w:p>
     <w:p>
@@ -3429,7 +3843,7 @@
         <w:rPr>
           <w:rFonts w:ascii="Microsoft JhengHei" w:hAnsi="Microsoft JhengHei" w:eastAsia="Microsoft JhengHei"/>
         </w:rPr>
-        <w:t>#### 三大看點</w:t>
+        <w:t>#### 五大必看</w:t>
       </w:r>
     </w:p>
     <w:p>
@@ -3449,61 +3863,26 @@
           <w:b/>
           <w:sz w:val="21"/>
         </w:rPr>
-        <w:t>天堂之門（Porta del Paradiso）</w:t>
+        <w:t>天堂之門真跡</w:t>
       </w:r>
       <w:r>
         <w:rPr>
           <w:rFonts w:ascii="Microsoft JhengHei" w:hAnsi="Microsoft JhengHei" w:eastAsia="Microsoft JhengHei"/>
           <w:sz w:val="21"/>
         </w:rPr>
+        <w:t xml:space="preserve"> — 1 樓大廳正中央，恆溫恆濕保存</w:t>
       </w:r>
     </w:p>
     <w:p>
       <w:pPr>
-        <w:ind w:left="454" w:hanging="227"/>
+        <w:ind w:left="454" w:hanging="283"/>
       </w:pPr>
       <w:r>
         <w:rPr>
           <w:rFonts w:ascii="Microsoft JhengHei" w:hAnsi="Microsoft JhengHei" w:eastAsia="Microsoft JhengHei"/>
           <w:sz w:val="21"/>
         </w:rPr>
-        <w:t>• 面對主教座堂正門的那扇金色大門</w:t>
-      </w:r>
-    </w:p>
-    <w:p>
-      <w:pPr>
-        <w:ind w:left="454" w:hanging="227"/>
-      </w:pPr>
-      <w:r>
-        <w:rPr>
-          <w:rFonts w:ascii="Microsoft JhengHei" w:hAnsi="Microsoft JhengHei" w:eastAsia="Microsoft JhengHei"/>
-          <w:sz w:val="21"/>
-        </w:rPr>
-        <w:t>• 洛倫佐·吉貝爾蒂（Lorenzo Ghiberti）花了 27 年（1425–1452）打造的鍍金青銅浮雕</w:t>
-      </w:r>
-    </w:p>
-    <w:p>
-      <w:pPr>
-        <w:ind w:left="454" w:hanging="227"/>
-      </w:pPr>
-      <w:r>
-        <w:rPr>
-          <w:rFonts w:ascii="Microsoft JhengHei" w:hAnsi="Microsoft JhengHei" w:eastAsia="Microsoft JhengHei"/>
-          <w:sz w:val="21"/>
-        </w:rPr>
-        <w:t>• 米開朗基羅盛讚它美到足以作為天堂的入口，因此得名</w:t>
-      </w:r>
-    </w:p>
-    <w:p>
-      <w:pPr>
-        <w:ind w:left="454" w:hanging="227"/>
-      </w:pPr>
-      <w:r>
-        <w:rPr>
-          <w:rFonts w:ascii="Microsoft JhengHei" w:hAnsi="Microsoft JhengHei" w:eastAsia="Microsoft JhengHei"/>
-          <w:sz w:val="21"/>
-        </w:rPr>
-        <w:t xml:space="preserve">• </w:t>
+        <w:t xml:space="preserve">2. </w:t>
       </w:r>
       <w:r>
         <w:rPr>
@@ -3511,14 +3890,14 @@
           <w:b/>
           <w:sz w:val="21"/>
         </w:rPr>
-        <w:t>注意</w:t>
+        <w:t>米開朗基羅《佛羅倫斯聖殤》（Pietà Bandini）</w:t>
       </w:r>
       <w:r>
         <w:rPr>
           <w:rFonts w:ascii="Microsoft JhengHei" w:hAnsi="Microsoft JhengHei" w:eastAsia="Microsoft JhengHei"/>
           <w:sz w:val="21"/>
         </w:rPr>
-        <w:t>：廣場上的是複製品！真跡在主教座堂博物館內</w:t>
+        <w:t xml:space="preserve"> — 米開朗基羅 80 歲作品（1547–1555）</w:t>
       </w:r>
     </w:p>
     <w:p>
@@ -3530,7 +3909,7 @@
           <w:rFonts w:ascii="Microsoft JhengHei" w:hAnsi="Microsoft JhengHei" w:eastAsia="Microsoft JhengHei"/>
           <w:sz w:val="21"/>
         </w:rPr>
-        <w:t xml:space="preserve">2. </w:t>
+        <w:t xml:space="preserve">3. </w:t>
       </w:r>
       <w:r>
         <w:rPr>
@@ -3538,14 +3917,26 @@
           <w:b/>
           <w:sz w:val="21"/>
         </w:rPr>
-        <w:t>金色馬賽克穹頂</w:t>
+        <w:t>多納太羅《懺悔的抹大拉》（Maddalena Penitente）</w:t>
       </w:r>
       <w:r>
         <w:rPr>
           <w:rFonts w:ascii="Microsoft JhengHei" w:hAnsi="Microsoft JhengHei" w:eastAsia="Microsoft JhengHei"/>
           <w:sz w:val="21"/>
         </w:rPr>
-        <w:t xml:space="preserve"> ⚠ </w:t>
+        <w:t xml:space="preserve"> — 1455 年木雕</w:t>
+      </w:r>
+    </w:p>
+    <w:p>
+      <w:pPr>
+        <w:ind w:left="454" w:hanging="283"/>
+      </w:pPr>
+      <w:r>
+        <w:rPr>
+          <w:rFonts w:ascii="Microsoft JhengHei" w:hAnsi="Microsoft JhengHei" w:eastAsia="Microsoft JhengHei"/>
+          <w:sz w:val="21"/>
+        </w:rPr>
+        <w:t xml:space="preserve">4. </w:t>
       </w:r>
       <w:r>
         <w:rPr>
@@ -3553,49 +3944,26 @@
           <w:b/>
           <w:sz w:val="21"/>
         </w:rPr>
-        <w:t>目前修復中，馬賽克可能不可見</w:t>
+        <w:t>吉貝爾蒂的北門浮雕原件</w:t>
       </w:r>
       <w:r>
         <w:rPr>
           <w:rFonts w:ascii="Microsoft JhengHei" w:hAnsi="Microsoft JhengHei" w:eastAsia="Microsoft JhengHei"/>
           <w:sz w:val="21"/>
         </w:rPr>
+        <w:t xml:space="preserve"> — 1403–1424</w:t>
       </w:r>
     </w:p>
     <w:p>
       <w:pPr>
-        <w:ind w:left="454" w:hanging="227"/>
+        <w:ind w:left="454" w:hanging="283"/>
       </w:pPr>
       <w:r>
         <w:rPr>
           <w:rFonts w:ascii="Microsoft JhengHei" w:hAnsi="Microsoft JhengHei" w:eastAsia="Microsoft JhengHei"/>
           <w:sz w:val="21"/>
         </w:rPr>
-        <w:t>• 八角形穹頂內的金底馬賽克 13 世紀作品，描繪《最後的審判》場景</w:t>
-      </w:r>
-    </w:p>
-    <w:p>
-      <w:pPr>
-        <w:ind w:left="454" w:hanging="227"/>
-      </w:pPr>
-      <w:r>
-        <w:rPr>
-          <w:rFonts w:ascii="Microsoft JhengHei" w:hAnsi="Microsoft JhengHei" w:eastAsia="Microsoft JhengHei"/>
-          <w:sz w:val="21"/>
-        </w:rPr>
-        <w:t>• 中央巨大的基督像高達 8 公尺</w:t>
-      </w:r>
-    </w:p>
-    <w:p>
-      <w:pPr>
-        <w:ind w:left="454" w:hanging="227"/>
-      </w:pPr>
-      <w:r>
-        <w:rPr>
-          <w:rFonts w:ascii="Microsoft JhengHei" w:hAnsi="Microsoft JhengHei" w:eastAsia="Microsoft JhengHei"/>
-          <w:sz w:val="21"/>
-        </w:rPr>
-        <w:t>• ⚠ 自 2024 年起進行大規模修復工程，</w:t>
+        <w:t xml:space="preserve">5. </w:t>
       </w:r>
       <w:r>
         <w:rPr>
@@ -3603,76 +3971,14 @@
           <w:b/>
           <w:sz w:val="21"/>
         </w:rPr>
-        <w:t>穹頂馬賽克目前覆蓋鷹架可能不可見</w:t>
+        <w:t>布魯內列斯基的穹頂建造模型與工具</w:t>
       </w:r>
       <w:r>
         <w:rPr>
           <w:rFonts w:ascii="Microsoft JhengHei" w:hAnsi="Microsoft JhengHei" w:eastAsia="Microsoft JhengHei"/>
           <w:sz w:val="21"/>
         </w:rPr>
-        <w:t>，出發前 1 週請至 duomo.firenze.it 查最新公告</w:t>
-      </w:r>
-    </w:p>
-    <w:p>
-      <w:pPr>
-        <w:ind w:left="454" w:hanging="227"/>
-      </w:pPr>
-      <w:r>
-        <w:rPr>
-          <w:rFonts w:ascii="Microsoft JhengHei" w:hAnsi="Microsoft JhengHei" w:eastAsia="Microsoft JhengHei"/>
-          <w:sz w:val="21"/>
-        </w:rPr>
-        <w:t>• 風格接近拜占庭藝術，與文藝復興的百花大教堂形成鮮明對比</w:t>
-      </w:r>
-    </w:p>
-    <w:p>
-      <w:pPr>
-        <w:ind w:left="454" w:hanging="283"/>
-      </w:pPr>
-      <w:r>
-        <w:rPr>
-          <w:rFonts w:ascii="Microsoft JhengHei" w:hAnsi="Microsoft JhengHei" w:eastAsia="Microsoft JhengHei"/>
-          <w:sz w:val="21"/>
-        </w:rPr>
-        <w:t xml:space="preserve">3. </w:t>
-      </w:r>
-      <w:r>
-        <w:rPr>
-          <w:rFonts w:ascii="Microsoft JhengHei" w:hAnsi="Microsoft JhengHei" w:eastAsia="Microsoft JhengHei"/>
-          <w:b/>
-          <w:sz w:val="21"/>
-        </w:rPr>
-        <w:t>反教宗約翰二十三世的墓碑</w:t>
-      </w:r>
-      <w:r>
-        <w:rPr>
-          <w:rFonts w:ascii="Microsoft JhengHei" w:hAnsi="Microsoft JhengHei" w:eastAsia="Microsoft JhengHei"/>
-          <w:sz w:val="21"/>
-        </w:rPr>
-      </w:r>
-    </w:p>
-    <w:p>
-      <w:pPr>
-        <w:ind w:left="454" w:hanging="227"/>
-      </w:pPr>
-      <w:r>
-        <w:rPr>
-          <w:rFonts w:ascii="Microsoft JhengHei" w:hAnsi="Microsoft JhengHei" w:eastAsia="Microsoft JhengHei"/>
-          <w:sz w:val="21"/>
-        </w:rPr>
-        <w:t>• 多納太羅（Donatello）和米開羅佐（Michelozzo）合作的青銅與大理石陵墓</w:t>
-      </w:r>
-    </w:p>
-    <w:p>
-      <w:pPr>
-        <w:ind w:left="454" w:hanging="227"/>
-      </w:pPr>
-      <w:r>
-        <w:rPr>
-          <w:rFonts w:ascii="Microsoft JhengHei" w:hAnsi="Microsoft JhengHei" w:eastAsia="Microsoft JhengHei"/>
-          <w:sz w:val="21"/>
-        </w:rPr>
-        <w:t>• 在洗禮堂內部右側牆壁</w:t>
+        <w:t xml:space="preserve"> — 先看模型，傍晚去爬會更有感覺</w:t>
       </w:r>
     </w:p>
     <w:p>
@@ -3688,37 +3994,7 @@
         <w:pStyle w:val="Heading3"/>
       </w:pPr>
       <w:r>
-        <w:t>5. 主教座堂博物館（Museo dell'Opera del Duomo）</w:t>
-      </w:r>
-    </w:p>
-    <w:p>
-      <w:pPr/>
-      <w:r>
-        <w:rPr>
-          <w:rFonts w:ascii="Microsoft JhengHei" w:hAnsi="Microsoft JhengHei" w:eastAsia="Microsoft JhengHei"/>
-        </w:rPr>
-      </w:r>
-      <w:r>
-        <w:rPr>
-          <w:rFonts w:ascii="Microsoft JhengHei" w:hAnsi="Microsoft JhengHei" w:eastAsia="Microsoft JhengHei"/>
-          <w:b/>
-        </w:rPr>
-        <w:t>一句話摘要</w:t>
-      </w:r>
-      <w:r>
-        <w:rPr>
-          <w:rFonts w:ascii="Microsoft JhengHei" w:hAnsi="Microsoft JhengHei" w:eastAsia="Microsoft JhengHei"/>
-        </w:rPr>
-        <w:t>：天堂之門真跡、米開朗基羅晚年聖殤、多納太羅的抹大拉，三件國寶級作品集中在此。</w:t>
-      </w:r>
-    </w:p>
-    <w:p>
-      <w:pPr/>
-      <w:r>
-        <w:rPr>
-          <w:rFonts w:ascii="Microsoft JhengHei" w:hAnsi="Microsoft JhengHei" w:eastAsia="Microsoft JhengHei"/>
-        </w:rPr>
-        <w:t>#### 為什麼行程排在穹頂之後</w:t>
+        <w:t>6. 聖雷帕拉達地下遺跡（Santa Reparata）</w:t>
       </w:r>
     </w:p>
     <w:p>
@@ -3730,7 +4006,7 @@
           <w:rFonts w:ascii="Microsoft JhengHei" w:hAnsi="Microsoft JhengHei" w:eastAsia="Microsoft JhengHei"/>
           <w:sz w:val="21"/>
         </w:rPr>
-        <w:t>• 室內有冷氣，爬完 463 階後是最完美的體力恢復站</w:t>
+        <w:t>• 入口在主教座堂內部（Porta Campanile，鐘樓旁的階梯）</w:t>
       </w:r>
     </w:p>
     <w:p>
@@ -3742,7 +4018,7 @@
           <w:rFonts w:ascii="Microsoft JhengHei" w:hAnsi="Microsoft JhengHei" w:eastAsia="Microsoft JhengHei"/>
           <w:sz w:val="21"/>
         </w:rPr>
-        <w:t>• 有電梯和沙發，可以舒服地休息</w:t>
+        <w:t>• 4–5 世紀古教堂的地板馬賽克遺跡</w:t>
       </w:r>
     </w:p>
     <w:p>
@@ -3754,28 +4030,7 @@
           <w:rFonts w:ascii="Microsoft JhengHei" w:hAnsi="Microsoft JhengHei" w:eastAsia="Microsoft JhengHei"/>
           <w:sz w:val="21"/>
         </w:rPr>
-        <w:t>• 預計停留 45–60 分鐘</w:t>
-      </w:r>
-    </w:p>
-    <w:p>
-      <w:pPr/>
-      <w:r>
-        <w:rPr>
-          <w:rFonts w:ascii="Microsoft JhengHei" w:hAnsi="Microsoft JhengHei" w:eastAsia="Microsoft JhengHei"/>
-        </w:rPr>
-        <w:t>#### 五大必看</w:t>
-      </w:r>
-    </w:p>
-    <w:p>
-      <w:pPr>
-        <w:ind w:left="454" w:hanging="283"/>
-      </w:pPr>
-      <w:r>
-        <w:rPr>
-          <w:rFonts w:ascii="Microsoft JhengHei" w:hAnsi="Microsoft JhengHei" w:eastAsia="Microsoft JhengHei"/>
-          <w:sz w:val="21"/>
-        </w:rPr>
-        <w:t xml:space="preserve">1. </w:t>
+        <w:t xml:space="preserve">• </w:t>
       </w:r>
       <w:r>
         <w:rPr>
@@ -3783,297 +4038,14 @@
           <w:b/>
           <w:sz w:val="21"/>
         </w:rPr>
-        <w:t>天堂之門真跡（Porta del Paradiso — 原件）</w:t>
+        <w:t>布魯內列斯基的墓碑</w:t>
       </w:r>
       <w:r>
         <w:rPr>
           <w:rFonts w:ascii="Microsoft JhengHei" w:hAnsi="Microsoft JhengHei" w:eastAsia="Microsoft JhengHei"/>
           <w:sz w:val="21"/>
         </w:rPr>
-      </w:r>
-    </w:p>
-    <w:p>
-      <w:pPr>
-        <w:ind w:left="454" w:hanging="227"/>
-      </w:pPr>
-      <w:r>
-        <w:rPr>
-          <w:rFonts w:ascii="Microsoft JhengHei" w:hAnsi="Microsoft JhengHei" w:eastAsia="Microsoft JhengHei"/>
-          <w:sz w:val="21"/>
-        </w:rPr>
-        <w:t>• 博物館 1 樓大廳正中央，恆溫恆濕保存</w:t>
-      </w:r>
-    </w:p>
-    <w:p>
-      <w:pPr>
-        <w:ind w:left="454" w:hanging="227"/>
-      </w:pPr>
-      <w:r>
-        <w:rPr>
-          <w:rFonts w:ascii="Microsoft JhengHei" w:hAnsi="Microsoft JhengHei" w:eastAsia="Microsoft JhengHei"/>
-          <w:sz w:val="21"/>
-        </w:rPr>
-        <w:t>• 10 塊浮雕板描繪舊約聖經故事（亞當夏娃、亞伯拉罕、摩西等）</w:t>
-      </w:r>
-    </w:p>
-    <w:p>
-      <w:pPr>
-        <w:ind w:left="454" w:hanging="227"/>
-      </w:pPr>
-      <w:r>
-        <w:rPr>
-          <w:rFonts w:ascii="Microsoft JhengHei" w:hAnsi="Microsoft JhengHei" w:eastAsia="Microsoft JhengHei"/>
-          <w:sz w:val="21"/>
-        </w:rPr>
-        <w:t>• 站在近處可以看到難以置信的透視法細節——吉貝爾蒂在 15 世紀就掌握了這項技術</w:t>
-      </w:r>
-    </w:p>
-    <w:p>
-      <w:pPr>
-        <w:ind w:left="454" w:hanging="283"/>
-      </w:pPr>
-      <w:r>
-        <w:rPr>
-          <w:rFonts w:ascii="Microsoft JhengHei" w:hAnsi="Microsoft JhengHei" w:eastAsia="Microsoft JhengHei"/>
-          <w:sz w:val="21"/>
-        </w:rPr>
-        <w:t xml:space="preserve">2. </w:t>
-      </w:r>
-      <w:r>
-        <w:rPr>
-          <w:rFonts w:ascii="Microsoft JhengHei" w:hAnsi="Microsoft JhengHei" w:eastAsia="Microsoft JhengHei"/>
-          <w:b/>
-          <w:sz w:val="21"/>
-        </w:rPr>
-        <w:t>米開朗基羅《佛羅倫斯聖殤》（Pietà Bandini）</w:t>
-      </w:r>
-      <w:r>
-        <w:rPr>
-          <w:rFonts w:ascii="Microsoft JhengHei" w:hAnsi="Microsoft JhengHei" w:eastAsia="Microsoft JhengHei"/>
-          <w:sz w:val="21"/>
-        </w:rPr>
-      </w:r>
-    </w:p>
-    <w:p>
-      <w:pPr>
-        <w:ind w:left="454" w:hanging="227"/>
-      </w:pPr>
-      <w:r>
-        <w:rPr>
-          <w:rFonts w:ascii="Microsoft JhengHei" w:hAnsi="Microsoft JhengHei" w:eastAsia="Microsoft JhengHei"/>
-          <w:sz w:val="21"/>
-        </w:rPr>
-        <w:t>• 2 樓主展廳，米開朗基羅約 80 歲時的作品（1547–1555）</w:t>
-      </w:r>
-    </w:p>
-    <w:p>
-      <w:pPr>
-        <w:ind w:left="454" w:hanging="227"/>
-      </w:pPr>
-      <w:r>
-        <w:rPr>
-          <w:rFonts w:ascii="Microsoft JhengHei" w:hAnsi="Microsoft JhengHei" w:eastAsia="Microsoft JhengHei"/>
-          <w:sz w:val="21"/>
-        </w:rPr>
-        <w:t>• 他原本打算放在自己的墓上，但因不滿意而用鐵鎚敲毀了基督的左腿和左臂</w:t>
-      </w:r>
-    </w:p>
-    <w:p>
-      <w:pPr>
-        <w:ind w:left="454" w:hanging="227"/>
-      </w:pPr>
-      <w:r>
-        <w:rPr>
-          <w:rFonts w:ascii="Microsoft JhengHei" w:hAnsi="Microsoft JhengHei" w:eastAsia="Microsoft JhengHei"/>
-          <w:sz w:val="21"/>
-        </w:rPr>
-        <w:t>• 後由學生修復，仔細看可以發現修復痕跡</w:t>
-      </w:r>
-    </w:p>
-    <w:p>
-      <w:pPr>
-        <w:ind w:left="454" w:hanging="227"/>
-      </w:pPr>
-      <w:r>
-        <w:rPr>
-          <w:rFonts w:ascii="Microsoft JhengHei" w:hAnsi="Microsoft JhengHei" w:eastAsia="Microsoft JhengHei"/>
-          <w:sz w:val="21"/>
-        </w:rPr>
-        <w:t>• 後方戴頭巾的人物（尼哥德慕 / Nicodemus）被認為是米開朗基羅的自畫像</w:t>
-      </w:r>
-    </w:p>
-    <w:p>
-      <w:pPr>
-        <w:ind w:left="454" w:hanging="283"/>
-      </w:pPr>
-      <w:r>
-        <w:rPr>
-          <w:rFonts w:ascii="Microsoft JhengHei" w:hAnsi="Microsoft JhengHei" w:eastAsia="Microsoft JhengHei"/>
-          <w:sz w:val="21"/>
-        </w:rPr>
-        <w:t xml:space="preserve">3. </w:t>
-      </w:r>
-      <w:r>
-        <w:rPr>
-          <w:rFonts w:ascii="Microsoft JhengHei" w:hAnsi="Microsoft JhengHei" w:eastAsia="Microsoft JhengHei"/>
-          <w:b/>
-          <w:sz w:val="21"/>
-        </w:rPr>
-        <w:t>多納太羅《懺悔的抹大拉》（Maddalena Penitente）</w:t>
-      </w:r>
-      <w:r>
-        <w:rPr>
-          <w:rFonts w:ascii="Microsoft JhengHei" w:hAnsi="Microsoft JhengHei" w:eastAsia="Microsoft JhengHei"/>
-          <w:sz w:val="21"/>
-        </w:rPr>
-      </w:r>
-    </w:p>
-    <w:p>
-      <w:pPr>
-        <w:ind w:left="454" w:hanging="227"/>
-      </w:pPr>
-      <w:r>
-        <w:rPr>
-          <w:rFonts w:ascii="Microsoft JhengHei" w:hAnsi="Microsoft JhengHei" w:eastAsia="Microsoft JhengHei"/>
-          <w:sz w:val="21"/>
-        </w:rPr>
-        <w:t>• 木雕，約 1455 年作品</w:t>
-      </w:r>
-    </w:p>
-    <w:p>
-      <w:pPr>
-        <w:ind w:left="454" w:hanging="227"/>
-      </w:pPr>
-      <w:r>
-        <w:rPr>
-          <w:rFonts w:ascii="Microsoft JhengHei" w:hAnsi="Microsoft JhengHei" w:eastAsia="Microsoft JhengHei"/>
-          <w:sz w:val="21"/>
-        </w:rPr>
-        <w:t>• 一個骨瘦如柴、衣衫襤褸的老婦人——這是多納太羅筆下的抹大拉的瑪利亞</w:t>
-      </w:r>
-    </w:p>
-    <w:p>
-      <w:pPr>
-        <w:ind w:left="454" w:hanging="227"/>
-      </w:pPr>
-      <w:r>
-        <w:rPr>
-          <w:rFonts w:ascii="Microsoft JhengHei" w:hAnsi="Microsoft JhengHei" w:eastAsia="Microsoft JhengHei"/>
-          <w:sz w:val="21"/>
-        </w:rPr>
-        <w:t>• 與傳統美女形象完全相反，展現了老年多納太羅對信仰的極端詮釋</w:t>
-      </w:r>
-    </w:p>
-    <w:p>
-      <w:pPr>
-        <w:ind w:left="454" w:hanging="227"/>
-      </w:pPr>
-      <w:r>
-        <w:rPr>
-          <w:rFonts w:ascii="Microsoft JhengHei" w:hAnsi="Microsoft JhengHei" w:eastAsia="Microsoft JhengHei"/>
-          <w:sz w:val="21"/>
-        </w:rPr>
-        <w:t>• 極度寫實，連手指關節和皮膚皺紋都雕刻入微</w:t>
-      </w:r>
-    </w:p>
-    <w:p>
-      <w:pPr>
-        <w:ind w:left="454" w:hanging="283"/>
-      </w:pPr>
-      <w:r>
-        <w:rPr>
-          <w:rFonts w:ascii="Microsoft JhengHei" w:hAnsi="Microsoft JhengHei" w:eastAsia="Microsoft JhengHei"/>
-          <w:sz w:val="21"/>
-        </w:rPr>
-        <w:t xml:space="preserve">4. </w:t>
-      </w:r>
-      <w:r>
-        <w:rPr>
-          <w:rFonts w:ascii="Microsoft JhengHei" w:hAnsi="Microsoft JhengHei" w:eastAsia="Microsoft JhengHei"/>
-          <w:b/>
-          <w:sz w:val="21"/>
-        </w:rPr>
-        <w:t>吉貝爾蒂的北門浮雕原件</w:t>
-      </w:r>
-      <w:r>
-        <w:rPr>
-          <w:rFonts w:ascii="Microsoft JhengHei" w:hAnsi="Microsoft JhengHei" w:eastAsia="Microsoft JhengHei"/>
-          <w:sz w:val="21"/>
-        </w:rPr>
-      </w:r>
-    </w:p>
-    <w:p>
-      <w:pPr>
-        <w:ind w:left="454" w:hanging="227"/>
-      </w:pPr>
-      <w:r>
-        <w:rPr>
-          <w:rFonts w:ascii="Microsoft JhengHei" w:hAnsi="Microsoft JhengHei" w:eastAsia="Microsoft JhengHei"/>
-          <w:sz w:val="21"/>
-        </w:rPr>
-        <w:t>• 天堂之門之前的作品（1403–1424），28 塊描繪新約聖經場景</w:t>
-      </w:r>
-    </w:p>
-    <w:p>
-      <w:pPr>
-        <w:ind w:left="454" w:hanging="227"/>
-      </w:pPr>
-      <w:r>
-        <w:rPr>
-          <w:rFonts w:ascii="Microsoft JhengHei" w:hAnsi="Microsoft JhengHei" w:eastAsia="Microsoft JhengHei"/>
-          <w:sz w:val="21"/>
-        </w:rPr>
-        <w:t>• 可以對比兩扇門的風格演進</w:t>
-      </w:r>
-    </w:p>
-    <w:p>
-      <w:pPr>
-        <w:ind w:left="454" w:hanging="283"/>
-      </w:pPr>
-      <w:r>
-        <w:rPr>
-          <w:rFonts w:ascii="Microsoft JhengHei" w:hAnsi="Microsoft JhengHei" w:eastAsia="Microsoft JhengHei"/>
-          <w:sz w:val="21"/>
-        </w:rPr>
-        <w:t xml:space="preserve">5. </w:t>
-      </w:r>
-      <w:r>
-        <w:rPr>
-          <w:rFonts w:ascii="Microsoft JhengHei" w:hAnsi="Microsoft JhengHei" w:eastAsia="Microsoft JhengHei"/>
-          <w:b/>
-          <w:sz w:val="21"/>
-        </w:rPr>
-        <w:t>布魯內列斯基的穹頂建造模型與工具</w:t>
-      </w:r>
-      <w:r>
-        <w:rPr>
-          <w:rFonts w:ascii="Microsoft JhengHei" w:hAnsi="Microsoft JhengHei" w:eastAsia="Microsoft JhengHei"/>
-          <w:sz w:val="21"/>
-        </w:rPr>
-      </w:r>
-    </w:p>
-    <w:p>
-      <w:pPr>
-        <w:ind w:left="454" w:hanging="227"/>
-      </w:pPr>
-      <w:r>
-        <w:rPr>
-          <w:rFonts w:ascii="Microsoft JhengHei" w:hAnsi="Microsoft JhengHei" w:eastAsia="Microsoft JhengHei"/>
-          <w:sz w:val="21"/>
-        </w:rPr>
-        <w:t>• 展示穹頂建造時使用的實際滑輪、起重裝置</w:t>
-      </w:r>
-    </w:p>
-    <w:p>
-      <w:pPr>
-        <w:ind w:left="454" w:hanging="227"/>
-      </w:pPr>
-      <w:r>
-        <w:rPr>
-          <w:rFonts w:ascii="Microsoft JhengHei" w:hAnsi="Microsoft JhengHei" w:eastAsia="Microsoft JhengHei"/>
-          <w:sz w:val="21"/>
-        </w:rPr>
-        <w:t>• 有穹頂剖面模型，幫助你理解剛剛爬的那 463 階到底是怎麼蓋出來的</w:t>
+        <w:t>就在這裡——天才建築師安葬在自己的傑作之下</w:t>
       </w:r>
     </w:p>
     <w:p>
@@ -4085,41 +4057,16 @@
       </w:pPr>
     </w:p>
     <w:p>
-      <w:pPr>
-        <w:pStyle w:val="Heading3"/>
-      </w:pPr>
-      <w:r>
-        <w:t>6. 聖雷帕拉達地下遺跡（Santa Reparata）</w:t>
+      <w:r>
+        <w:br w:type="page"/>
       </w:r>
     </w:p>
     <w:p>
-      <w:pPr/>
-      <w:r>
-        <w:rPr>
-          <w:rFonts w:ascii="Microsoft JhengHei" w:hAnsi="Microsoft JhengHei" w:eastAsia="Microsoft JhengHei"/>
-        </w:rPr>
-      </w:r>
-      <w:r>
-        <w:rPr>
-          <w:rFonts w:ascii="Microsoft JhengHei" w:hAnsi="Microsoft JhengHei" w:eastAsia="Microsoft JhengHei"/>
-          <w:b/>
-        </w:rPr>
-        <w:t>一句話摘要</w:t>
-      </w:r>
-      <w:r>
-        <w:rPr>
-          <w:rFonts w:ascii="Microsoft JhengHei" w:hAnsi="Microsoft JhengHei" w:eastAsia="Microsoft JhengHei"/>
-        </w:rPr>
-        <w:t>：教堂地底下的時光膠囊，看到百花大教堂之前的 1,600 年歷史。</w:t>
-      </w:r>
-    </w:p>
-    <w:p>
-      <w:pPr/>
-      <w:r>
-        <w:rPr>
-          <w:rFonts w:ascii="Microsoft JhengHei" w:hAnsi="Microsoft JhengHei" w:eastAsia="Microsoft JhengHei"/>
-        </w:rPr>
-        <w:t>#### 值得一看</w:t>
+      <w:pPr>
+        <w:pStyle w:val="Heading2"/>
+      </w:pPr>
+      <w:r>
+        <w:t>四、教堂立面：三色大理石的秘密</w:t>
       </w:r>
     </w:p>
     <w:p>
@@ -4131,7 +4078,52 @@
           <w:rFonts w:ascii="Microsoft JhengHei" w:hAnsi="Microsoft JhengHei" w:eastAsia="Microsoft JhengHei"/>
           <w:sz w:val="21"/>
         </w:rPr>
-        <w:t>• 入口在主教座堂內部（右側中殿地面的樓梯）</w:t>
+        <w:t>• 三種大理石：</w:t>
+      </w:r>
+      <w:r>
+        <w:rPr>
+          <w:rFonts w:ascii="Microsoft JhengHei" w:hAnsi="Microsoft JhengHei" w:eastAsia="Microsoft JhengHei"/>
+          <w:b/>
+          <w:sz w:val="21"/>
+        </w:rPr>
+        <w:t>白色</w:t>
+      </w:r>
+      <w:r>
+        <w:rPr>
+          <w:rFonts w:ascii="Microsoft JhengHei" w:hAnsi="Microsoft JhengHei" w:eastAsia="Microsoft JhengHei"/>
+          <w:sz w:val="21"/>
+        </w:rPr>
+        <w:t>（卡拉拉）、</w:t>
+      </w:r>
+      <w:r>
+        <w:rPr>
+          <w:rFonts w:ascii="Microsoft JhengHei" w:hAnsi="Microsoft JhengHei" w:eastAsia="Microsoft JhengHei"/>
+          <w:b/>
+          <w:sz w:val="21"/>
+        </w:rPr>
+        <w:t>綠色</w:t>
+      </w:r>
+      <w:r>
+        <w:rPr>
+          <w:rFonts w:ascii="Microsoft JhengHei" w:hAnsi="Microsoft JhengHei" w:eastAsia="Microsoft JhengHei"/>
+          <w:sz w:val="21"/>
+        </w:rPr>
+        <w:t>（普拉托）、</w:t>
+      </w:r>
+      <w:r>
+        <w:rPr>
+          <w:rFonts w:ascii="Microsoft JhengHei" w:hAnsi="Microsoft JhengHei" w:eastAsia="Microsoft JhengHei"/>
+          <w:b/>
+          <w:sz w:val="21"/>
+        </w:rPr>
+        <w:t>粉紅色</w:t>
+      </w:r>
+      <w:r>
+        <w:rPr>
+          <w:rFonts w:ascii="Microsoft JhengHei" w:hAnsi="Microsoft JhengHei" w:eastAsia="Microsoft JhengHei"/>
+          <w:sz w:val="21"/>
+        </w:rPr>
+        <w:t>（瑪雷瑪）</w:t>
       </w:r>
     </w:p>
     <w:p>
@@ -4143,7 +4135,22 @@
           <w:rFonts w:ascii="Microsoft JhengHei" w:hAnsi="Microsoft JhengHei" w:eastAsia="Microsoft JhengHei"/>
           <w:sz w:val="21"/>
         </w:rPr>
-        <w:t>• 可看到 4–5 世紀古教堂 Santa Reparata 的地板馬賽克遺跡</w:t>
+        <w:t xml:space="preserve">• 你看到的立面其實是「假的」——原始的中世紀立面在 1587 年被拆除，現在的新哥德式立面直到 </w:t>
+      </w:r>
+      <w:r>
+        <w:rPr>
+          <w:rFonts w:ascii="Microsoft JhengHei" w:hAnsi="Microsoft JhengHei" w:eastAsia="Microsoft JhengHei"/>
+          <w:b/>
+          <w:sz w:val="21"/>
+        </w:rPr>
+        <w:t>1887 年</w:t>
+      </w:r>
+      <w:r>
+        <w:rPr>
+          <w:rFonts w:ascii="Microsoft JhengHei" w:hAnsi="Microsoft JhengHei" w:eastAsia="Microsoft JhengHei"/>
+          <w:sz w:val="21"/>
+        </w:rPr>
+        <w:t xml:space="preserve"> 才完工</w:t>
       </w:r>
     </w:p>
     <w:p>
@@ -4155,22 +4162,7 @@
           <w:rFonts w:ascii="Microsoft JhengHei" w:hAnsi="Microsoft JhengHei" w:eastAsia="Microsoft JhengHei"/>
           <w:sz w:val="21"/>
         </w:rPr>
-        <w:t xml:space="preserve">• </w:t>
-      </w:r>
-      <w:r>
-        <w:rPr>
-          <w:rFonts w:ascii="Microsoft JhengHei" w:hAnsi="Microsoft JhengHei" w:eastAsia="Microsoft JhengHei"/>
-          <w:b/>
-          <w:sz w:val="21"/>
-        </w:rPr>
-        <w:t>布魯內列斯基的墓碑</w:t>
-      </w:r>
-      <w:r>
-        <w:rPr>
-          <w:rFonts w:ascii="Microsoft JhengHei" w:hAnsi="Microsoft JhengHei" w:eastAsia="Microsoft JhengHei"/>
-          <w:sz w:val="21"/>
-        </w:rPr>
-        <w:t>就在這裡——這位天才建築師被安葬在他自己的傑作之下</w:t>
+        <w:t>• 設計師埃米利歐·德法布里斯（Emilio De Fabris）透過公開競圖勝出</w:t>
       </w:r>
     </w:p>
     <w:p>
@@ -4182,7 +4174,7 @@
           <w:rFonts w:ascii="Microsoft JhengHei" w:hAnsi="Microsoft JhengHei" w:eastAsia="Microsoft JhengHei"/>
           <w:sz w:val="21"/>
         </w:rPr>
-        <w:t>• 預計停留 15–20 分鐘</w:t>
+        <w:t>• 拍照時記住：穹頂是 15 世紀的、鐘樓是 14 世紀的、但正面是 19 世紀的</w:t>
       </w:r>
     </w:p>
     <w:p>
@@ -4203,118 +4195,15 @@
         <w:pStyle w:val="Heading2"/>
       </w:pPr>
       <w:r>
-        <w:t>三、建議參觀動線（配合行程表）</w:t>
+        <w:t>五、實用資訊總整理</w:t>
       </w:r>
     </w:p>
     <w:p>
       <w:pPr>
-        <w:spacing w:before="80" w:after="80"/>
-        <w:shd w:fill="F4F6F7"/>
+        <w:pStyle w:val="Heading3"/>
       </w:pPr>
       <w:r>
-        <w:rPr>
-          <w:rFonts w:ascii="Consolas" w:hAnsi="Consolas"/>
-          <w:color w:val="2C3E50"/>
-          <w:sz w:val="18"/>
-        </w:rPr>
-        <w:t>08:30  從 UNYCA 出發步行 → 抵達主教座堂廣場</w:t>
-        <w:br/>
-        <w:t xml:space="preserve">       |  先在廣場外拍照（教堂正面、穹頂、鐘樓、洗禮堂天堂之門複製品）</w:t>
-        <w:br/>
-        <w:t>08:50  到穹頂入口排隊安檢（入口在教堂北側，面對教堂的左邊）</w:t>
-        <w:br/>
-        <w:t>09:00  進入穹頂，開始攀登 463 階</w:t>
-        <w:br/>
-        <w:t xml:space="preserve">       |  途中欣賞《最後的審判》壁畫、雙層殼體結構</w:t>
-        <w:br/>
-        <w:t>09:45  抵達穹頂頂部，360 度全景拍照</w:t>
-        <w:br/>
-        <w:t>10:00  下穹頂</w:t>
-        <w:br/>
-        <w:t xml:space="preserve">       |</w:t>
-        <w:br/>
-        <w:t>10:15  步行至主教座堂博物館（廣場東側，步行 1 分鐘）</w:t>
-        <w:br/>
-        <w:t xml:space="preserve">       |  冷氣恢復體力！看天堂之門真跡、米開朗基羅聖殤、多納太羅抹大拉</w:t>
-        <w:br/>
-        <w:t>11:00  離開博物館</w:t>
-        <w:br/>
-        <w:t xml:space="preserve">       |</w:t>
-        <w:br/>
-        <w:t>11:00  進入主教座堂（免費，可能排隊 10–15 分鐘）</w:t>
-        <w:br/>
-        <w:t xml:space="preserve">       |  仰望穹頂壁畫、看但丁壁畫、烏切洛時鐘</w:t>
-        <w:br/>
-        <w:t xml:space="preserve">       |  順便走下地下遺跡 Santa Reparata</w:t>
-        <w:br/>
-        <w:t>11:30  結束參觀</w:t>
-        <w:br/>
-        <w:t xml:space="preserve">       |</w:t>
-        <w:br/>
-        <w:t>11:30  午餐：Il Nutino（Borgo S. Lorenzo, 39R，教堂旁步行 1 分鐘）</w:t>
-      </w:r>
-    </w:p>
-    <w:p>
-      <w:pPr>
-        <w:ind w:left="283"/>
-        <w:pBdr>
-          <w:left w:val="single" w:sz="12" w:space="4" w:color="2E86C1"/>
-        </w:pBdr>
-        <w:shd w:fill="EBF5FB"/>
-      </w:pPr>
-      <w:r>
-        <w:rPr>
-          <w:rFonts w:ascii="Microsoft JhengHei" w:hAnsi="Microsoft JhengHei" w:eastAsia="Microsoft JhengHei"/>
-          <w:color w:val="5D6D7E"/>
-          <w:sz w:val="21"/>
-        </w:rPr>
-      </w:r>
-      <w:r>
-        <w:rPr>
-          <w:rFonts w:ascii="Microsoft JhengHei" w:hAnsi="Microsoft JhengHei" w:eastAsia="Microsoft JhengHei"/>
-          <w:b/>
-          <w:color w:val="5D6D7E"/>
-          <w:sz w:val="21"/>
-        </w:rPr>
-        <w:t>喬托鐘樓與洗禮堂</w:t>
-      </w:r>
-      <w:r>
-        <w:rPr>
-          <w:rFonts w:ascii="Microsoft JhengHei" w:hAnsi="Microsoft JhengHei" w:eastAsia="Microsoft JhengHei"/>
-          <w:color w:val="5D6D7E"/>
-          <w:sz w:val="21"/>
-        </w:rPr>
-        <w:t>：如果時間允許可在 6/19 下午或 6/20 下午補上（Pass 72 小時有效）。行程表已將洗禮堂排在 6/20 下午。</w:t>
-      </w:r>
-    </w:p>
-    <w:p>
-      <w:pPr>
-        <w:spacing w:before="40" w:after="40"/>
-        <w:pBdr>
-          <w:bottom w:val="single" w:sz="4" w:space="1" w:color="BDC3C7"/>
-        </w:pBdr>
-      </w:pPr>
-    </w:p>
-    <w:p>
-      <w:r>
-        <w:br w:type="page"/>
-      </w:r>
-    </w:p>
-    <w:p>
-      <w:pPr>
-        <w:pStyle w:val="Heading2"/>
-      </w:pPr>
-      <w:r>
-        <w:t>四、教堂立面：三色大理石的秘密</w:t>
-      </w:r>
-    </w:p>
-    <w:p>
-      <w:pPr/>
-      <w:r>
-        <w:rPr>
-          <w:rFonts w:ascii="Microsoft JhengHei" w:hAnsi="Microsoft JhengHei" w:eastAsia="Microsoft JhengHei"/>
-        </w:rPr>
-        <w:t>在廣場拍照時的談資：</w:t>
+        <w:t>寄物處（**Piazza Duomo 38/r**）</w:t>
       </w:r>
     </w:p>
     <w:p>
@@ -4326,7 +4215,19 @@
           <w:rFonts w:ascii="Microsoft JhengHei" w:hAnsi="Microsoft JhengHei" w:eastAsia="Microsoft JhengHei"/>
           <w:sz w:val="21"/>
         </w:rPr>
-        <w:t>• 百花大教堂的外牆用了三種大理石：</w:t>
+        <w:t>• 位置：靠近主教座堂博物館入口旁</w:t>
+      </w:r>
+    </w:p>
+    <w:p>
+      <w:pPr>
+        <w:ind w:left="454" w:hanging="227"/>
+      </w:pPr>
+      <w:r>
+        <w:rPr>
+          <w:rFonts w:ascii="Microsoft JhengHei" w:hAnsi="Microsoft JhengHei" w:eastAsia="Microsoft JhengHei"/>
+          <w:sz w:val="21"/>
+        </w:rPr>
+        <w:t xml:space="preserve">• </w:t>
       </w:r>
       <w:r>
         <w:rPr>
@@ -4334,14 +4235,50 @@
           <w:b/>
           <w:sz w:val="21"/>
         </w:rPr>
-        <w:t>白色</w:t>
+        <w:t>任何尺寸的背包</w:t>
       </w:r>
       <w:r>
         <w:rPr>
           <w:rFonts w:ascii="Microsoft JhengHei" w:hAnsi="Microsoft JhengHei" w:eastAsia="Microsoft JhengHei"/>
           <w:sz w:val="21"/>
         </w:rPr>
-        <w:t>（卡拉拉大理石）、</w:t>
+        <w:t>、自拍桿、三腳架、雨傘均須寄存</w:t>
+      </w:r>
+    </w:p>
+    <w:p>
+      <w:pPr>
+        <w:ind w:left="454" w:hanging="227"/>
+      </w:pPr>
+      <w:r>
+        <w:rPr>
+          <w:rFonts w:ascii="Microsoft JhengHei" w:hAnsi="Microsoft JhengHei" w:eastAsia="Microsoft JhengHei"/>
+          <w:sz w:val="21"/>
+        </w:rPr>
+        <w:t>• 登穹頂、鐘樓、洗禮堂、聖雷帕拉達前都要先寄放</w:t>
+      </w:r>
+    </w:p>
+    <w:p>
+      <w:pPr>
+        <w:ind w:left="454" w:hanging="227"/>
+      </w:pPr>
+      <w:r>
+        <w:rPr>
+          <w:rFonts w:ascii="Microsoft JhengHei" w:hAnsi="Microsoft JhengHei" w:eastAsia="Microsoft JhengHei"/>
+          <w:sz w:val="21"/>
+        </w:rPr>
+        <w:t>• 免費寄放</w:t>
+      </w:r>
+    </w:p>
+    <w:p>
+      <w:pPr>
+        <w:ind w:left="454" w:hanging="227"/>
+      </w:pPr>
+      <w:r>
+        <w:rPr>
+          <w:rFonts w:ascii="Microsoft JhengHei" w:hAnsi="Microsoft JhengHei" w:eastAsia="Microsoft JhengHei"/>
+          <w:sz w:val="21"/>
+        </w:rPr>
+        <w:t xml:space="preserve">• ⚠ </w:t>
       </w:r>
       <w:r>
         <w:rPr>
@@ -4349,14 +4286,89 @@
           <w:b/>
           <w:sz w:val="21"/>
         </w:rPr>
-        <w:t>綠色</w:t>
+        <w:t>17:15 登頂前必須 16:55 寄好</w:t>
       </w:r>
       <w:r>
         <w:rPr>
           <w:rFonts w:ascii="Microsoft JhengHei" w:hAnsi="Microsoft JhengHei" w:eastAsia="Microsoft JhengHei"/>
           <w:sz w:val="21"/>
         </w:rPr>
-        <w:t>（普拉托大理石）、</w:t>
+      </w:r>
+    </w:p>
+    <w:p>
+      <w:pPr>
+        <w:pStyle w:val="Heading3"/>
+      </w:pPr>
+      <w:r>
+        <w:t>廁所</w:t>
+      </w:r>
+    </w:p>
+    <w:p>
+      <w:pPr>
+        <w:ind w:left="454" w:hanging="227"/>
+      </w:pPr>
+      <w:r>
+        <w:rPr>
+          <w:rFonts w:ascii="Microsoft JhengHei" w:hAnsi="Microsoft JhengHei" w:eastAsia="Microsoft JhengHei"/>
+          <w:sz w:val="21"/>
+        </w:rPr>
+        <w:t>• 博物館內有乾淨的廁所（強烈建議在這裡上）</w:t>
+      </w:r>
+    </w:p>
+    <w:p>
+      <w:pPr>
+        <w:ind w:left="454" w:hanging="227"/>
+      </w:pPr>
+      <w:r>
+        <w:rPr>
+          <w:rFonts w:ascii="Microsoft JhengHei" w:hAnsi="Microsoft JhengHei" w:eastAsia="Microsoft JhengHei"/>
+          <w:sz w:val="21"/>
+        </w:rPr>
+        <w:t>• 穹頂和鐘樓內沒有廁所</w:t>
+      </w:r>
+    </w:p>
+    <w:p>
+      <w:pPr>
+        <w:ind w:left="454" w:hanging="227"/>
+      </w:pPr>
+      <w:r>
+        <w:rPr>
+          <w:rFonts w:ascii="Microsoft JhengHei" w:hAnsi="Microsoft JhengHei" w:eastAsia="Microsoft JhengHei"/>
+          <w:sz w:val="21"/>
+        </w:rPr>
+        <w:t>• 教堂內沒有廁所</w:t>
+      </w:r>
+    </w:p>
+    <w:p>
+      <w:pPr>
+        <w:pStyle w:val="Heading3"/>
+      </w:pPr>
+      <w:r>
+        <w:t>六月天氣準備（17:15 場專用）</w:t>
+      </w:r>
+    </w:p>
+    <w:p>
+      <w:pPr>
+        <w:ind w:left="454" w:hanging="227"/>
+      </w:pPr>
+      <w:r>
+        <w:rPr>
+          <w:rFonts w:ascii="Microsoft JhengHei" w:hAnsi="Microsoft JhengHei" w:eastAsia="Microsoft JhengHei"/>
+          <w:sz w:val="21"/>
+        </w:rPr>
+        <w:t>• 佛羅倫斯六月平均氣溫 19–31°C，午後可達 30-34°C</w:t>
+      </w:r>
+    </w:p>
+    <w:p>
+      <w:pPr>
+        <w:ind w:left="454" w:hanging="227"/>
+      </w:pPr>
+      <w:r>
+        <w:rPr>
+          <w:rFonts w:ascii="Microsoft JhengHei" w:hAnsi="Microsoft JhengHei" w:eastAsia="Microsoft JhengHei"/>
+          <w:sz w:val="21"/>
+        </w:rPr>
+        <w:t xml:space="preserve">• </w:t>
       </w:r>
       <w:r>
         <w:rPr>
@@ -4364,14 +4376,14 @@
           <w:b/>
           <w:sz w:val="21"/>
         </w:rPr>
-        <w:t>粉紅色</w:t>
+        <w:t>傍晚 17:15 穹頂頂部仍有陽光直射</w:t>
       </w:r>
       <w:r>
         <w:rPr>
           <w:rFonts w:ascii="Microsoft JhengHei" w:hAnsi="Microsoft JhengHei" w:eastAsia="Microsoft JhengHei"/>
           <w:sz w:val="21"/>
         </w:rPr>
-        <w:t>（瑪雷瑪大理石）</w:t>
+        <w:t>（日落約 21:00 CEST），帶遮陽帽、太陽眼鏡</w:t>
       </w:r>
     </w:p>
     <w:p>
@@ -4383,7 +4395,7 @@
           <w:rFonts w:ascii="Microsoft JhengHei" w:hAnsi="Microsoft JhengHei" w:eastAsia="Microsoft JhengHei"/>
           <w:sz w:val="21"/>
         </w:rPr>
-        <w:t xml:space="preserve">• 但你看到的立面其實是「假的」——原始的中世紀立面在 1587 年被拆除，現在的新哥德式立面直到 </w:t>
+        <w:t>• 463 階上下會大量流汗，</w:t>
       </w:r>
       <w:r>
         <w:rPr>
@@ -4391,250 +4403,13 @@
           <w:b/>
           <w:sz w:val="21"/>
         </w:rPr>
-        <w:t>1887 年</w:t>
+        <w:t>帶擦汗小毛巾+濕紙巾+礦泉水</w:t>
       </w:r>
       <w:r>
         <w:rPr>
           <w:rFonts w:ascii="Microsoft JhengHei" w:hAnsi="Microsoft JhengHei" w:eastAsia="Microsoft JhengHei"/>
           <w:sz w:val="21"/>
         </w:rPr>
-        <w:t xml:space="preserve"> 才完工，比教堂本身晚了近 500 年</w:t>
-      </w:r>
-    </w:p>
-    <w:p>
-      <w:pPr>
-        <w:ind w:left="454" w:hanging="227"/>
-      </w:pPr>
-      <w:r>
-        <w:rPr>
-          <w:rFonts w:ascii="Microsoft JhengHei" w:hAnsi="Microsoft JhengHei" w:eastAsia="Microsoft JhengHei"/>
-          <w:sz w:val="21"/>
-        </w:rPr>
-        <w:t>• 設計師埃米利歐·德法布里斯（Emilio De Fabris）透過公開競圖勝出，立面上的雕像和裝飾是 19 世紀的作品</w:t>
-      </w:r>
-    </w:p>
-    <w:p>
-      <w:pPr>
-        <w:ind w:left="454" w:hanging="227"/>
-      </w:pPr>
-      <w:r>
-        <w:rPr>
-          <w:rFonts w:ascii="Microsoft JhengHei" w:hAnsi="Microsoft JhengHei" w:eastAsia="Microsoft JhengHei"/>
-          <w:sz w:val="21"/>
-        </w:rPr>
-        <w:t>• 所以拍照時記住：穹頂是 15 世紀的、鐘樓是 14 世紀的、但正面是 19 世紀的</w:t>
-      </w:r>
-    </w:p>
-    <w:p>
-      <w:pPr>
-        <w:spacing w:before="40" w:after="40"/>
-        <w:pBdr>
-          <w:bottom w:val="single" w:sz="4" w:space="1" w:color="BDC3C7"/>
-        </w:pBdr>
-      </w:pPr>
-    </w:p>
-    <w:p>
-      <w:r>
-        <w:br w:type="page"/>
-      </w:r>
-    </w:p>
-    <w:p>
-      <w:pPr>
-        <w:pStyle w:val="Heading2"/>
-      </w:pPr>
-      <w:r>
-        <w:t>五、實用資訊總整理</w:t>
-      </w:r>
-    </w:p>
-    <w:p>
-      <w:pPr>
-        <w:pStyle w:val="Heading3"/>
-      </w:pPr>
-      <w:r>
-        <w:t>寄物處</w:t>
-      </w:r>
-    </w:p>
-    <w:p>
-      <w:pPr>
-        <w:ind w:left="454" w:hanging="227"/>
-      </w:pPr>
-      <w:r>
-        <w:rPr>
-          <w:rFonts w:ascii="Microsoft JhengHei" w:hAnsi="Microsoft JhengHei" w:eastAsia="Microsoft JhengHei"/>
-          <w:sz w:val="21"/>
-        </w:rPr>
-        <w:t>• 位置：</w:t>
-      </w:r>
-      <w:r>
-        <w:rPr>
-          <w:rFonts w:ascii="Microsoft JhengHei" w:hAnsi="Microsoft JhengHei" w:eastAsia="Microsoft JhengHei"/>
-          <w:b/>
-          <w:sz w:val="21"/>
-        </w:rPr>
-        <w:t>Piazza Duomo 38/r</w:t>
-      </w:r>
-      <w:r>
-        <w:rPr>
-          <w:rFonts w:ascii="Microsoft JhengHei" w:hAnsi="Microsoft JhengHei" w:eastAsia="Microsoft JhengHei"/>
-          <w:sz w:val="21"/>
-        </w:rPr>
-        <w:t>（靠近主教座堂博物館入口旁，非 Piazza San Giovanni 7）</w:t>
-      </w:r>
-    </w:p>
-    <w:p>
-      <w:pPr>
-        <w:ind w:left="454" w:hanging="227"/>
-      </w:pPr>
-      <w:r>
-        <w:rPr>
-          <w:rFonts w:ascii="Microsoft JhengHei" w:hAnsi="Microsoft JhengHei" w:eastAsia="Microsoft JhengHei"/>
-          <w:sz w:val="21"/>
-        </w:rPr>
-        <w:t>• 大型背包、自拍桿、三腳架必須寄存</w:t>
-      </w:r>
-    </w:p>
-    <w:p>
-      <w:pPr>
-        <w:ind w:left="454" w:hanging="227"/>
-      </w:pPr>
-      <w:r>
-        <w:rPr>
-          <w:rFonts w:ascii="Microsoft JhengHei" w:hAnsi="Microsoft JhengHei" w:eastAsia="Microsoft JhengHei"/>
-          <w:sz w:val="21"/>
-        </w:rPr>
-        <w:t>• 免費寄放</w:t>
-      </w:r>
-    </w:p>
-    <w:p>
-      <w:pPr>
-        <w:pStyle w:val="Heading3"/>
-      </w:pPr>
-      <w:r>
-        <w:t>廁所</w:t>
-      </w:r>
-    </w:p>
-    <w:p>
-      <w:pPr>
-        <w:ind w:left="454" w:hanging="227"/>
-      </w:pPr>
-      <w:r>
-        <w:rPr>
-          <w:rFonts w:ascii="Microsoft JhengHei" w:hAnsi="Microsoft JhengHei" w:eastAsia="Microsoft JhengHei"/>
-          <w:sz w:val="21"/>
-        </w:rPr>
-        <w:t>• 博物館內有乾淨的廁所（強烈建議在這裡上）</w:t>
-      </w:r>
-    </w:p>
-    <w:p>
-      <w:pPr>
-        <w:ind w:left="454" w:hanging="227"/>
-      </w:pPr>
-      <w:r>
-        <w:rPr>
-          <w:rFonts w:ascii="Microsoft JhengHei" w:hAnsi="Microsoft JhengHei" w:eastAsia="Microsoft JhengHei"/>
-          <w:sz w:val="21"/>
-        </w:rPr>
-        <w:t>• 穹頂和鐘樓內沒有廁所</w:t>
-      </w:r>
-    </w:p>
-    <w:p>
-      <w:pPr>
-        <w:ind w:left="454" w:hanging="227"/>
-      </w:pPr>
-      <w:r>
-        <w:rPr>
-          <w:rFonts w:ascii="Microsoft JhengHei" w:hAnsi="Microsoft JhengHei" w:eastAsia="Microsoft JhengHei"/>
-          <w:sz w:val="21"/>
-        </w:rPr>
-        <w:t>• 教堂內沒有廁所</w:t>
-      </w:r>
-    </w:p>
-    <w:p>
-      <w:pPr>
-        <w:pStyle w:val="Heading3"/>
-      </w:pPr>
-      <w:r>
-        <w:t>飲水</w:t>
-      </w:r>
-    </w:p>
-    <w:p>
-      <w:pPr>
-        <w:ind w:left="454" w:hanging="227"/>
-      </w:pPr>
-      <w:r>
-        <w:rPr>
-          <w:rFonts w:ascii="Microsoft JhengHei" w:hAnsi="Microsoft JhengHei" w:eastAsia="Microsoft JhengHei"/>
-          <w:sz w:val="21"/>
-        </w:rPr>
-        <w:t>• 穹頂內禁止攜帶水瓶</w:t>
-      </w:r>
-    </w:p>
-    <w:p>
-      <w:pPr>
-        <w:ind w:left="454" w:hanging="227"/>
-      </w:pPr>
-      <w:r>
-        <w:rPr>
-          <w:rFonts w:ascii="Microsoft JhengHei" w:hAnsi="Microsoft JhengHei" w:eastAsia="Microsoft JhengHei"/>
-          <w:sz w:val="21"/>
-        </w:rPr>
-        <w:t>• 廣場上有付費飲水機</w:t>
-      </w:r>
-    </w:p>
-    <w:p>
-      <w:pPr>
-        <w:ind w:left="454" w:hanging="227"/>
-      </w:pPr>
-      <w:r>
-        <w:rPr>
-          <w:rFonts w:ascii="Microsoft JhengHei" w:hAnsi="Microsoft JhengHei" w:eastAsia="Microsoft JhengHei"/>
-          <w:sz w:val="21"/>
-        </w:rPr>
-        <w:t>• 博物館內有飲水機</w:t>
-      </w:r>
-    </w:p>
-    <w:p>
-      <w:pPr>
-        <w:ind w:left="454" w:hanging="227"/>
-      </w:pPr>
-      <w:r>
-        <w:rPr>
-          <w:rFonts w:ascii="Microsoft JhengHei" w:hAnsi="Microsoft JhengHei" w:eastAsia="Microsoft JhengHei"/>
-          <w:sz w:val="21"/>
-        </w:rPr>
-        <w:t>• 建議爬穹頂前先喝飽，下來後到博物館補水</w:t>
-      </w:r>
-    </w:p>
-    <w:p>
-      <w:pPr>
-        <w:pStyle w:val="Heading3"/>
-      </w:pPr>
-      <w:r>
-        <w:t>六月天氣準備</w:t>
-      </w:r>
-    </w:p>
-    <w:p>
-      <w:pPr>
-        <w:ind w:left="454" w:hanging="227"/>
-      </w:pPr>
-      <w:r>
-        <w:rPr>
-          <w:rFonts w:ascii="Microsoft JhengHei" w:hAnsi="Microsoft JhengHei" w:eastAsia="Microsoft JhengHei"/>
-          <w:sz w:val="21"/>
-        </w:rPr>
-        <w:t>• 佛羅倫斯六月平均氣溫 19–31°C，穹頂頂部會更熱（無遮蔭）</w:t>
-      </w:r>
-    </w:p>
-    <w:p>
-      <w:pPr>
-        <w:ind w:left="454" w:hanging="227"/>
-      </w:pPr>
-      <w:r>
-        <w:rPr>
-          <w:rFonts w:ascii="Microsoft JhengHei" w:hAnsi="Microsoft JhengHei" w:eastAsia="Microsoft JhengHei"/>
-          <w:sz w:val="21"/>
-        </w:rPr>
-        <w:t>• 帶防曬、太陽眼鏡、遮陽帽（進教堂時取下）</w:t>
       </w:r>
     </w:p>
     <w:p>
@@ -4681,18 +4456,6 @@
           <w:rFonts w:ascii="Microsoft JhengHei" w:hAnsi="Microsoft JhengHei" w:eastAsia="Microsoft JhengHei"/>
           <w:sz w:val="21"/>
         </w:rPr>
-      </w:r>
-    </w:p>
-    <w:p>
-      <w:pPr>
-        <w:ind w:left="454" w:hanging="227"/>
-      </w:pPr>
-      <w:r>
-        <w:rPr>
-          <w:rFonts w:ascii="Microsoft JhengHei" w:hAnsi="Microsoft JhengHei" w:eastAsia="Microsoft JhengHei"/>
-          <w:sz w:val="21"/>
-        </w:rPr>
-        <w:t>• 洗禮堂內：可拍照</w:t>
       </w:r>
     </w:p>
     <w:p>
@@ -4810,7 +4573,7 @@
                 <w:rFonts w:ascii="Microsoft JhengHei" w:hAnsi="Microsoft JhengHei" w:eastAsia="Microsoft JhengHei"/>
                 <w:sz w:val="19"/>
               </w:rPr>
-              <w:t>聖雷帕拉達教堂（Santa Reparata）建成</w:t>
+              <w:t>聖雷帕拉達教堂建成</w:t>
             </w:r>
           </w:p>
         </w:tc>
@@ -4844,7 +4607,7 @@
                 <w:rFonts w:ascii="Microsoft JhengHei" w:hAnsi="Microsoft JhengHei" w:eastAsia="Microsoft JhengHei"/>
                 <w:sz w:val="19"/>
               </w:rPr>
-              <w:t>阿爾諾夫·迪·坎比歐開始建造新教堂（就是百花大教堂）</w:t>
+              <w:t>阿爾諾夫·迪·坎比歐開始建造新教堂</w:t>
             </w:r>
           </w:p>
         </w:tc>
@@ -4876,7 +4639,7 @@
                 <w:rFonts w:ascii="Microsoft JhengHei" w:hAnsi="Microsoft JhengHei" w:eastAsia="Microsoft JhengHei"/>
                 <w:sz w:val="19"/>
               </w:rPr>
-              <w:t>喬托開始設計鐘樓（他只完成底層就在 1337 年去世）</w:t>
+              <w:t>喬托開始設計鐘樓</w:t>
             </w:r>
           </w:p>
         </w:tc>
@@ -4910,7 +4673,7 @@
                 <w:rFonts w:ascii="Microsoft JhengHei" w:hAnsi="Microsoft JhengHei" w:eastAsia="Microsoft JhengHei"/>
                 <w:sz w:val="19"/>
               </w:rPr>
-              <w:t>鐘樓完工（由後繼者完成）</w:t>
+              <w:t>鐘樓完工</w:t>
             </w:r>
           </w:p>
         </w:tc>
@@ -5008,7 +4771,7 @@
                 <w:rFonts w:ascii="Microsoft JhengHei" w:hAnsi="Microsoft JhengHei" w:eastAsia="Microsoft JhengHei"/>
                 <w:sz w:val="19"/>
               </w:rPr>
-              <w:t>穹頂完工，教宗親自主持祝聖儀式</w:t>
+              <w:t>穹頂完工</w:t>
             </w:r>
           </w:p>
         </w:tc>
@@ -5059,7 +4822,7 @@
                 <w:rFonts w:ascii="Microsoft JhengHei" w:hAnsi="Microsoft JhengHei" w:eastAsia="Microsoft JhengHei"/>
                 <w:sz w:val="19"/>
               </w:rPr>
-              <w:t>1461</w:t>
+              <w:t>1572–1579</w:t>
             </w:r>
           </w:p>
         </w:tc>
@@ -5074,7 +4837,7 @@
                 <w:rFonts w:ascii="Microsoft JhengHei" w:hAnsi="Microsoft JhengHei" w:eastAsia="Microsoft JhengHei"/>
                 <w:sz w:val="19"/>
               </w:rPr>
-              <w:t>穹頂頂部金球十字架安裝（年輕的達文西曾參與觀摩）</w:t>
+              <w:t>瓦薩里與祖卡里繪製穹頂壁畫《最後的審判》</w:t>
             </w:r>
           </w:p>
         </w:tc>
@@ -5092,7 +4855,7 @@
                 <w:rFonts w:ascii="Microsoft JhengHei" w:hAnsi="Microsoft JhengHei" w:eastAsia="Microsoft JhengHei"/>
                 <w:sz w:val="19"/>
               </w:rPr>
-              <w:t>1572–1579</w:t>
+              <w:t>1587</w:t>
             </w:r>
           </w:p>
         </w:tc>
@@ -5100,38 +4863,6 @@
           <w:tcPr>
             <w:tcW w:type="dxa" w:w="4536"/>
             <w:shd w:fill="EBF5FB"/>
-          </w:tcPr>
-          <w:p>
-            <w:r/>
-            <w:r>
-              <w:rPr>
-                <w:rFonts w:ascii="Microsoft JhengHei" w:hAnsi="Microsoft JhengHei" w:eastAsia="Microsoft JhengHei"/>
-                <w:sz w:val="19"/>
-              </w:rPr>
-              <w:t>瓦薩里與祖卡里繪製穹頂內壁畫《最後的審判》</w:t>
-            </w:r>
-          </w:p>
-        </w:tc>
-      </w:tr>
-      <w:tr>
-        <w:tc>
-          <w:tcPr>
-            <w:tcW w:type="dxa" w:w="4536"/>
-          </w:tcPr>
-          <w:p>
-            <w:r/>
-            <w:r>
-              <w:rPr>
-                <w:rFonts w:ascii="Microsoft JhengHei" w:hAnsi="Microsoft JhengHei" w:eastAsia="Microsoft JhengHei"/>
-                <w:sz w:val="19"/>
-              </w:rPr>
-              <w:t>1587</w:t>
-            </w:r>
-          </w:p>
-        </w:tc>
-        <w:tc>
-          <w:tcPr>
-            <w:tcW w:type="dxa" w:w="4536"/>
           </w:tcPr>
           <w:p>
             <w:r/>
@@ -5149,7 +4880,6 @@
         <w:tc>
           <w:tcPr>
             <w:tcW w:type="dxa" w:w="4536"/>
-            <w:shd w:fill="EBF5FB"/>
           </w:tcPr>
           <w:p>
             <w:r/>
@@ -5165,7 +4895,6 @@
         <w:tc>
           <w:tcPr>
             <w:tcW w:type="dxa" w:w="4536"/>
-            <w:shd w:fill="EBF5FB"/>
           </w:tcPr>
           <w:p>
             <w:r/>
@@ -5211,7 +4940,7 @@
           <w:rFonts w:ascii="Microsoft JhengHei" w:hAnsi="Microsoft JhengHei" w:eastAsia="Microsoft JhengHei"/>
           <w:sz w:val="21"/>
         </w:rPr>
-        <w:t xml:space="preserve">☐ </w:t>
+        <w:t xml:space="preserve">☑ </w:t>
       </w:r>
       <w:r>
         <w:rPr>
@@ -5219,14 +4948,14 @@
           <w:b/>
           <w:sz w:val="21"/>
         </w:rPr>
-        <w:t>立即</w:t>
+        <w:t>線上預約 Brunelleschi Pass × 5</w:t>
       </w:r>
       <w:r>
         <w:rPr>
           <w:rFonts w:ascii="Microsoft JhengHei" w:hAnsi="Microsoft JhengHei" w:eastAsia="Microsoft JhengHei"/>
           <w:sz w:val="21"/>
         </w:rPr>
-        <w:t>：上 duomo.firenze.it 購買 5 張 Brunelleschi Pass，預約 6/19 09:00 穹頂時段</w:t>
+        <w:t>（2026/05/17 已訂，€150，登頂時段 6/19 17:15 sharp）</w:t>
       </w:r>
     </w:p>
     <w:p>
@@ -5246,14 +4975,29 @@
           <w:b/>
           <w:sz w:val="21"/>
         </w:rPr>
-        <w:t>購票後</w:t>
+        <w:t>6/19 前</w:t>
       </w:r>
       <w:r>
         <w:rPr>
           <w:rFonts w:ascii="Microsoft JhengHei" w:hAnsi="Microsoft JhengHei" w:eastAsia="Microsoft JhengHei"/>
           <w:sz w:val="21"/>
         </w:rPr>
-        <w:t>：截圖保存 QR Code 到手機相簿</w:t>
+        <w:t xml:space="preserve">：把 5 張 PDF </w:t>
+      </w:r>
+      <w:r>
+        <w:rPr>
+          <w:rFonts w:ascii="Microsoft JhengHei" w:hAnsi="Microsoft JhengHei" w:eastAsia="Microsoft JhengHei"/>
+          <w:b/>
+          <w:sz w:val="21"/>
+        </w:rPr>
+        <w:t>個別列印一份</w:t>
+      </w:r>
+      <w:r>
+        <w:rPr>
+          <w:rFonts w:ascii="Microsoft JhengHei" w:hAnsi="Microsoft JhengHei" w:eastAsia="Microsoft JhengHei"/>
+          <w:sz w:val="21"/>
+        </w:rPr>
+        <w:t>，每位旅伴攜帶自己那張 + 護照原件（或數位副本）</w:t>
       </w:r>
     </w:p>
     <w:p>
@@ -5273,14 +5017,14 @@
           <w:b/>
           <w:sz w:val="21"/>
         </w:rPr>
-        <w:t>出發前</w:t>
+        <w:t>6/19 早上</w:t>
       </w:r>
       <w:r>
         <w:rPr>
           <w:rFonts w:ascii="Microsoft JhengHei" w:hAnsi="Microsoft JhengHei" w:eastAsia="Microsoft JhengHei"/>
           <w:sz w:val="21"/>
         </w:rPr>
-        <w:t>：準備符合服裝規定的衣物（遮肩、過膝）和薄披肩</w:t>
+        <w:t>：準備符合服裝規定的衣物（遮肩、過膝、禁夾腳拖）、薄披肩、運動鞋</w:t>
       </w:r>
     </w:p>
     <w:p>
@@ -5300,14 +5044,205 @@
           <w:b/>
           <w:sz w:val="21"/>
         </w:rPr>
-        <w:t>6/19 當天</w:t>
+        <w:t>6/19 出門前</w:t>
       </w:r>
       <w:r>
         <w:rPr>
           <w:rFonts w:ascii="Microsoft JhengHei" w:hAnsi="Microsoft JhengHei" w:eastAsia="Microsoft JhengHei"/>
           <w:sz w:val="21"/>
         </w:rPr>
-        <w:t>：穿運動鞋、帶小包、防曬、08:30 到場</w:t>
+        <w:t>：再次提醒旅伴 — 票上姓名會被核對，</w:t>
+      </w:r>
+      <w:r>
+        <w:rPr>
+          <w:rFonts w:ascii="Microsoft JhengHei" w:hAnsi="Microsoft JhengHei" w:eastAsia="Microsoft JhengHei"/>
+          <w:b/>
+          <w:sz w:val="21"/>
+        </w:rPr>
+        <w:t>護照不能忘</w:t>
+      </w:r>
+      <w:r>
+        <w:rPr>
+          <w:rFonts w:ascii="Microsoft JhengHei" w:hAnsi="Microsoft JhengHei" w:eastAsia="Microsoft JhengHei"/>
+          <w:sz w:val="21"/>
+        </w:rPr>
+      </w:r>
+    </w:p>
+    <w:p>
+      <w:pPr>
+        <w:ind w:left="454" w:hanging="227"/>
+      </w:pPr>
+      <w:r>
+        <w:rPr>
+          <w:rFonts w:ascii="Microsoft JhengHei" w:hAnsi="Microsoft JhengHei" w:eastAsia="Microsoft JhengHei"/>
+          <w:sz w:val="21"/>
+        </w:rPr>
+        <w:t xml:space="preserve">☐ </w:t>
+      </w:r>
+      <w:r>
+        <w:rPr>
+          <w:rFonts w:ascii="Microsoft JhengHei" w:hAnsi="Microsoft JhengHei" w:eastAsia="Microsoft JhengHei"/>
+          <w:b/>
+          <w:sz w:val="21"/>
+        </w:rPr>
+        <w:t>6/19 16:10</w:t>
+      </w:r>
+      <w:r>
+        <w:rPr>
+          <w:rFonts w:ascii="Microsoft JhengHei" w:hAnsi="Microsoft JhengHei" w:eastAsia="Microsoft JhengHei"/>
+          <w:sz w:val="21"/>
+        </w:rPr>
+        <w:t>：從住宿出發（步行 14-16 分鐘）</w:t>
+      </w:r>
+    </w:p>
+    <w:p>
+      <w:pPr>
+        <w:ind w:left="454" w:hanging="227"/>
+      </w:pPr>
+      <w:r>
+        <w:rPr>
+          <w:rFonts w:ascii="Microsoft JhengHei" w:hAnsi="Microsoft JhengHei" w:eastAsia="Microsoft JhengHei"/>
+          <w:sz w:val="21"/>
+        </w:rPr>
+        <w:t xml:space="preserve">☐ </w:t>
+      </w:r>
+      <w:r>
+        <w:rPr>
+          <w:rFonts w:ascii="Microsoft JhengHei" w:hAnsi="Microsoft JhengHei" w:eastAsia="Microsoft JhengHei"/>
+          <w:b/>
+          <w:sz w:val="21"/>
+        </w:rPr>
+        <w:t>6/19 16:30</w:t>
+      </w:r>
+      <w:r>
+        <w:rPr>
+          <w:rFonts w:ascii="Microsoft JhengHei" w:hAnsi="Microsoft JhengHei" w:eastAsia="Microsoft JhengHei"/>
+          <w:sz w:val="21"/>
+        </w:rPr>
+        <w:t>：抵達廣場、找寄物處 Piazza Duomo 38/r</w:t>
+      </w:r>
+    </w:p>
+    <w:p>
+      <w:pPr>
+        <w:ind w:left="454" w:hanging="227"/>
+      </w:pPr>
+      <w:r>
+        <w:rPr>
+          <w:rFonts w:ascii="Microsoft JhengHei" w:hAnsi="Microsoft JhengHei" w:eastAsia="Microsoft JhengHei"/>
+          <w:sz w:val="21"/>
+        </w:rPr>
+        <w:t xml:space="preserve">☐ </w:t>
+      </w:r>
+      <w:r>
+        <w:rPr>
+          <w:rFonts w:ascii="Microsoft JhengHei" w:hAnsi="Microsoft JhengHei" w:eastAsia="Microsoft JhengHei"/>
+          <w:b/>
+          <w:sz w:val="21"/>
+        </w:rPr>
+        <w:t>6/19 16:55</w:t>
+      </w:r>
+      <w:r>
+        <w:rPr>
+          <w:rFonts w:ascii="Microsoft JhengHei" w:hAnsi="Microsoft JhengHei" w:eastAsia="Microsoft JhengHei"/>
+          <w:sz w:val="21"/>
+        </w:rPr>
+        <w:t>：行李寄好</w:t>
+      </w:r>
+    </w:p>
+    <w:p>
+      <w:pPr>
+        <w:ind w:left="454" w:hanging="227"/>
+      </w:pPr>
+      <w:r>
+        <w:rPr>
+          <w:rFonts w:ascii="Microsoft JhengHei" w:hAnsi="Microsoft JhengHei" w:eastAsia="Microsoft JhengHei"/>
+          <w:sz w:val="21"/>
+        </w:rPr>
+        <w:t xml:space="preserve">☐ </w:t>
+      </w:r>
+      <w:r>
+        <w:rPr>
+          <w:rFonts w:ascii="Microsoft JhengHei" w:hAnsi="Microsoft JhengHei" w:eastAsia="Microsoft JhengHei"/>
+          <w:b/>
+          <w:sz w:val="21"/>
+        </w:rPr>
+        <w:t>6/19 17:10</w:t>
+      </w:r>
+      <w:r>
+        <w:rPr>
+          <w:rFonts w:ascii="Microsoft JhengHei" w:hAnsi="Microsoft JhengHei" w:eastAsia="Microsoft JhengHei"/>
+          <w:sz w:val="21"/>
+        </w:rPr>
+        <w:t>：5 人到 Porta della Mandorla 入口集合（準備票券 + 護照）</w:t>
+      </w:r>
+    </w:p>
+    <w:p>
+      <w:pPr>
+        <w:ind w:left="454" w:hanging="227"/>
+      </w:pPr>
+      <w:r>
+        <w:rPr>
+          <w:rFonts w:ascii="Microsoft JhengHei" w:hAnsi="Microsoft JhengHei" w:eastAsia="Microsoft JhengHei"/>
+          <w:sz w:val="21"/>
+        </w:rPr>
+        <w:t xml:space="preserve">☐ </w:t>
+      </w:r>
+      <w:r>
+        <w:rPr>
+          <w:rFonts w:ascii="Microsoft JhengHei" w:hAnsi="Microsoft JhengHei" w:eastAsia="Microsoft JhengHei"/>
+          <w:b/>
+          <w:sz w:val="21"/>
+        </w:rPr>
+        <w:t>6/19 17:15 sharp</w:t>
+      </w:r>
+      <w:r>
+        <w:rPr>
+          <w:rFonts w:ascii="Microsoft JhengHei" w:hAnsi="Microsoft JhengHei" w:eastAsia="Microsoft JhengHei"/>
+          <w:sz w:val="21"/>
+        </w:rPr>
+        <w:t>：登頂（</w:t>
+      </w:r>
+      <w:r>
+        <w:rPr>
+          <w:rFonts w:ascii="Microsoft JhengHei" w:hAnsi="Microsoft JhengHei" w:eastAsia="Microsoft JhengHei"/>
+          <w:b/>
+          <w:sz w:val="21"/>
+        </w:rPr>
+        <w:t>遲到無補救</w:t>
+      </w:r>
+      <w:r>
+        <w:rPr>
+          <w:rFonts w:ascii="Microsoft JhengHei" w:hAnsi="Microsoft JhengHei" w:eastAsia="Microsoft JhengHei"/>
+          <w:sz w:val="21"/>
+        </w:rPr>
+        <w:t>）</w:t>
+      </w:r>
+    </w:p>
+    <w:p>
+      <w:pPr>
+        <w:ind w:left="454" w:hanging="227"/>
+      </w:pPr>
+      <w:r>
+        <w:rPr>
+          <w:rFonts w:ascii="Microsoft JhengHei" w:hAnsi="Microsoft JhengHei" w:eastAsia="Microsoft JhengHei"/>
+          <w:sz w:val="21"/>
+        </w:rPr>
+        <w:t xml:space="preserve">☐ </w:t>
+      </w:r>
+      <w:r>
+        <w:rPr>
+          <w:rFonts w:ascii="Microsoft JhengHei" w:hAnsi="Microsoft JhengHei" w:eastAsia="Microsoft JhengHei"/>
+          <w:b/>
+          <w:sz w:val="21"/>
+        </w:rPr>
+        <w:t>6/19 18:30</w:t>
+      </w:r>
+      <w:r>
+        <w:rPr>
+          <w:rFonts w:ascii="Microsoft JhengHei" w:hAnsi="Microsoft JhengHei" w:eastAsia="Microsoft JhengHei"/>
+          <w:sz w:val="21"/>
+        </w:rPr>
+        <w:t>：取行李、廣場拍照、步行南岸吃 Bistecca</w:t>
       </w:r>
     </w:p>
     <w:p>
@@ -5330,7 +5265,7 @@
           <w:rFonts w:ascii="Microsoft JhengHei" w:hAnsi="Microsoft JhengHei" w:eastAsia="Microsoft JhengHei"/>
           <w:i/>
         </w:rPr>
-        <w:t>最後更新：2026/05/13（三方審查修訂版）</w:t>
+        <w:t>最後更新：2026/05/17（17:15 黃金時段已訂 + 全天時間軸重排）</w:t>
       </w:r>
       <w:r>
         <w:rPr>
